--- a/Otchet.docx
+++ b/Otchet.docx
@@ -9,7 +9,6 @@
         <w:jc w:val="center"/>
         <w:rPr/>
       </w:pPr>
-      <w:bookmarkStart w:id="0" w:name="_Toc336522642"/>
       <w:r>
         <w:rPr/>
         <w:t>МИНИСТЕРСТВО НАУКИ И ВЫСШЕГО ОБРАЗОВАНИЯ РОССИИЙСКОЙ ФЕДЕРАЦИИ</w:t>
@@ -155,15 +154,6 @@
         </w:rPr>
         <w:t>АИВС</w:t>
       </w:r>
-      <w:r>
-        <w:rPr>
-          <w:b w:val="false"/>
-          <w:i/>
-          <w:sz w:val="24"/>
-          <w:u w:val="single"/>
-        </w:rPr>
-        <w:tab/>
-      </w:r>
     </w:p>
     <w:p>
       <w:pPr>
@@ -286,7 +276,7 @@
           <w:szCs w:val="28"/>
         </w:rPr>
       </w:pPr>
-      <w:bookmarkStart w:id="1" w:name="_Toc336522642"/>
+      <w:bookmarkStart w:id="0" w:name="_Toc336522642"/>
       <w:r>
         <w:rPr>
           <w:b/>
@@ -295,7 +285,7 @@
         </w:rPr>
         <w:t>ОТЧЁТ</w:t>
       </w:r>
-      <w:bookmarkEnd w:id="1"/>
+      <w:bookmarkEnd w:id="0"/>
     </w:p>
     <w:p>
       <w:pPr>
@@ -653,7 +643,14 @@
                 <w:sz w:val="24"/>
                 <w:szCs w:val="24"/>
               </w:rPr>
-              <w:t>Начало с 16.06.25</w:t>
+              <w:t>Начало с 16.06.2</w:t>
+            </w:r>
+            <w:r>
+              <w:rPr>
+                <w:sz w:val="24"/>
+                <w:szCs w:val="24"/>
+              </w:rPr>
+              <w:t>6</w:t>
             </w:r>
           </w:p>
           <w:p>
@@ -669,7 +666,14 @@
                 <w:sz w:val="24"/>
                 <w:szCs w:val="24"/>
               </w:rPr>
-              <w:t>Окончание до 30.06.25</w:t>
+              <w:t>Окончание до 30.06.2</w:t>
+            </w:r>
+            <w:r>
+              <w:rPr>
+                <w:sz w:val="24"/>
+                <w:szCs w:val="24"/>
+              </w:rPr>
+              <w:t>6</w:t>
             </w:r>
           </w:p>
         </w:tc>
@@ -1506,7 +1510,7 @@
           <w:szCs w:val="24"/>
         </w:rPr>
       </w:pPr>
-      <w:bookmarkStart w:id="2" w:name="_Toc431287801"/>
+      <w:bookmarkStart w:id="1" w:name="_Toc431287801"/>
       <w:r>
         <w:rPr>
           <w:rFonts w:cs="Times New Roman" w:ascii="Times New Roman" w:hAnsi="Times New Roman"/>
@@ -1515,7 +1519,7 @@
         </w:rPr>
         <w:t>КАРТА АТТЕСТАЦИИ СТУДЕНТА</w:t>
       </w:r>
-      <w:bookmarkEnd w:id="2"/>
+      <w:bookmarkEnd w:id="1"/>
     </w:p>
     <w:p>
       <w:pPr>
@@ -1571,7 +1575,7 @@
         <mc:AlternateContent>
           <mc:Choice Requires="wps">
             <w:drawing>
-              <wp:anchor distT="0" distB="9525" distL="0" distR="0" simplePos="0" relativeHeight="2" behindDoc="0" locked="0" layoutInCell="1" allowOverlap="1" wp14:anchorId="0855A33A">
+              <wp:anchor distT="5715" distB="4445" distL="5080" distR="5080" simplePos="0" relativeHeight="2" behindDoc="0" locked="0" layoutInCell="1" allowOverlap="1" wp14:anchorId="0855A33A">
                 <wp:simplePos x="0" y="0"/>
                 <wp:positionH relativeFrom="column">
                   <wp:posOffset>1395095</wp:posOffset>
@@ -1615,7 +1619,7 @@
                         <w:txbxContent>
                           <w:p>
                             <w:pPr>
-                              <w:pStyle w:val="Style17"/>
+                              <w:pStyle w:val="user4"/>
                               <w:rPr>
                                 <w:i/>
                                 <w:sz w:val="22"/>
@@ -1625,6 +1629,7 @@
                             <w:r>
                               <w:rPr>
                                 <w:i/>
+                                <w:color w:val="000000"/>
                                 <w:sz w:val="22"/>
                                 <w:szCs w:val="22"/>
                               </w:rPr>
@@ -1651,7 +1656,7 @@
                   <w:txbxContent>
                     <w:p>
                       <w:pPr>
-                        <w:pStyle w:val="Style17"/>
+                        <w:pStyle w:val="user4"/>
                         <w:rPr>
                           <w:i/>
                           <w:sz w:val="22"/>
@@ -1661,6 +1666,7 @@
                       <w:r>
                         <w:rPr>
                           <w:i/>
+                          <w:color w:val="000000"/>
                           <w:sz w:val="22"/>
                           <w:szCs w:val="22"/>
                         </w:rPr>
@@ -1677,7 +1683,7 @@
         <mc:AlternateContent>
           <mc:Choice Requires="wps">
             <w:drawing>
-              <wp:anchor distT="0" distB="9525" distL="0" distR="0" simplePos="0" relativeHeight="4" behindDoc="0" locked="0" layoutInCell="1" allowOverlap="1" wp14:anchorId="58638FC8">
+              <wp:anchor distT="5715" distB="4445" distL="5080" distR="5080" simplePos="0" relativeHeight="4" behindDoc="0" locked="0" layoutInCell="1" allowOverlap="1" wp14:anchorId="58638FC8">
                 <wp:simplePos x="0" y="0"/>
                 <wp:positionH relativeFrom="column">
                   <wp:posOffset>619760</wp:posOffset>
@@ -1721,7 +1727,7 @@
                         <w:txbxContent>
                           <w:p>
                             <w:pPr>
-                              <w:pStyle w:val="Style17"/>
+                              <w:pStyle w:val="user4"/>
                               <w:jc w:val="center"/>
                               <w:rPr>
                                 <w:i/>
@@ -1732,6 +1738,7 @@
                             <w:r>
                               <w:rPr>
                                 <w:i/>
+                                <w:color w:val="000000"/>
                                 <w:sz w:val="18"/>
                                 <w:szCs w:val="18"/>
                               </w:rPr>
@@ -1740,7 +1747,7 @@
                           </w:p>
                           <w:p>
                             <w:pPr>
-                              <w:pStyle w:val="Style17"/>
+                              <w:pStyle w:val="user4"/>
                               <w:jc w:val="center"/>
                               <w:rPr>
                                 <w:i/>
@@ -1751,6 +1758,7 @@
                             <w:r>
                               <w:rPr>
                                 <w:i/>
+                                <w:color w:val="000000"/>
                                 <w:sz w:val="12"/>
                                 <w:szCs w:val="12"/>
                               </w:rPr>
@@ -1777,7 +1785,7 @@
                   <w:txbxContent>
                     <w:p>
                       <w:pPr>
-                        <w:pStyle w:val="Style17"/>
+                        <w:pStyle w:val="user4"/>
                         <w:jc w:val="center"/>
                         <w:rPr>
                           <w:i/>
@@ -1788,6 +1796,7 @@
                       <w:r>
                         <w:rPr>
                           <w:i/>
+                          <w:color w:val="000000"/>
                           <w:sz w:val="18"/>
                           <w:szCs w:val="18"/>
                         </w:rPr>
@@ -1796,7 +1805,7 @@
                     </w:p>
                     <w:p>
                       <w:pPr>
-                        <w:pStyle w:val="Style17"/>
+                        <w:pStyle w:val="user4"/>
                         <w:jc w:val="center"/>
                         <w:rPr>
                           <w:i/>
@@ -1807,6 +1816,7 @@
                       <w:r>
                         <w:rPr>
                           <w:i/>
+                          <w:color w:val="000000"/>
                           <w:sz w:val="12"/>
                           <w:szCs w:val="12"/>
                         </w:rPr>
@@ -1837,7 +1847,7 @@
         <mc:AlternateContent>
           <mc:Choice Requires="wps">
             <w:drawing>
-              <wp:anchor distT="12065" distB="10795" distL="8255" distR="10795" simplePos="0" relativeHeight="6" behindDoc="0" locked="0" layoutInCell="1" allowOverlap="1" wp14:anchorId="7E8FCFD5">
+              <wp:anchor distT="5080" distB="5080" distL="5715" distR="4445" simplePos="0" relativeHeight="8" behindDoc="0" locked="0" layoutInCell="1" allowOverlap="1" wp14:anchorId="7E8FCFD5">
                 <wp:simplePos x="0" y="0"/>
                 <wp:positionH relativeFrom="column">
                   <wp:posOffset>852170</wp:posOffset>
@@ -1881,21 +1891,29 @@
                         <w:txbxContent>
                           <w:p>
                             <w:pPr>
-                              <w:pStyle w:val="Style17"/>
-                              <w:rPr/>
+                              <w:pStyle w:val="user4"/>
+                              <w:rPr>
+                                <w:color w:val="000000"/>
+                              </w:rPr>
                             </w:pPr>
                             <w:r>
-                              <w:rPr/>
+                              <w:rPr>
+                                <w:color w:val="000000"/>
+                              </w:rPr>
                               <w:t>09.03.04</w:t>
                             </w:r>
                           </w:p>
                           <w:p>
                             <w:pPr>
-                              <w:pStyle w:val="Style17"/>
-                              <w:rPr/>
+                              <w:pStyle w:val="user4"/>
+                              <w:rPr>
+                                <w:color w:val="000000"/>
+                              </w:rPr>
                             </w:pPr>
                             <w:r>
-                              <w:rPr/>
+                              <w:rPr>
+                                <w:color w:val="000000"/>
+                              </w:rPr>
                             </w:r>
                           </w:p>
                         </w:txbxContent>
@@ -1918,21 +1936,29 @@
                   <w:txbxContent>
                     <w:p>
                       <w:pPr>
-                        <w:pStyle w:val="Style17"/>
-                        <w:rPr/>
+                        <w:pStyle w:val="user4"/>
+                        <w:rPr>
+                          <w:color w:val="000000"/>
+                        </w:rPr>
                       </w:pPr>
                       <w:r>
-                        <w:rPr/>
+                        <w:rPr>
+                          <w:color w:val="000000"/>
+                        </w:rPr>
                         <w:t>09.03.04</w:t>
                       </w:r>
                     </w:p>
                     <w:p>
                       <w:pPr>
-                        <w:pStyle w:val="Style17"/>
-                        <w:rPr/>
+                        <w:pStyle w:val="user4"/>
+                        <w:rPr>
+                          <w:color w:val="000000"/>
+                        </w:rPr>
                       </w:pPr>
                       <w:r>
-                        <w:rPr/>
+                        <w:rPr>
+                          <w:color w:val="000000"/>
+                        </w:rPr>
                       </w:r>
                     </w:p>
                   </w:txbxContent>
@@ -1945,7 +1971,7 @@
         <mc:AlternateContent>
           <mc:Choice Requires="wps">
             <w:drawing>
-              <wp:anchor distT="12065" distB="10795" distL="8255" distR="13970" simplePos="0" relativeHeight="10" behindDoc="0" locked="0" layoutInCell="1" allowOverlap="1" wp14:anchorId="6E2518F6">
+              <wp:anchor distT="5080" distB="5080" distL="5080" distR="5080" simplePos="0" relativeHeight="10" behindDoc="0" locked="0" layoutInCell="1" allowOverlap="1" wp14:anchorId="6E2518F6">
                 <wp:simplePos x="0" y="0"/>
                 <wp:positionH relativeFrom="column">
                   <wp:posOffset>1757045</wp:posOffset>
@@ -1989,11 +2015,15 @@
                         <w:txbxContent>
                           <w:p>
                             <w:pPr>
-                              <w:pStyle w:val="Style17"/>
-                              <w:rPr/>
+                              <w:pStyle w:val="user4"/>
+                              <w:rPr>
+                                <w:color w:val="000000"/>
+                              </w:rPr>
                             </w:pPr>
                             <w:r>
-                              <w:rPr/>
+                              <w:rPr>
+                                <w:color w:val="000000"/>
+                              </w:rPr>
                               <w:t>Программная инженерия</w:t>
                             </w:r>
                           </w:p>
@@ -2017,11 +2047,15 @@
                   <w:txbxContent>
                     <w:p>
                       <w:pPr>
-                        <w:pStyle w:val="Style17"/>
-                        <w:rPr/>
+                        <w:pStyle w:val="user4"/>
+                        <w:rPr>
+                          <w:color w:val="000000"/>
+                        </w:rPr>
                       </w:pPr>
                       <w:r>
-                        <w:rPr/>
+                        <w:rPr>
+                          <w:color w:val="000000"/>
+                        </w:rPr>
                         <w:t>Программная инженерия</w:t>
                       </w:r>
                     </w:p>
@@ -2075,7 +2109,7 @@
         <mc:AlternateContent>
           <mc:Choice Requires="wps">
             <w:drawing>
-              <wp:anchor distT="8255" distB="10795" distL="8255" distR="10795" simplePos="0" relativeHeight="8" behindDoc="0" locked="0" layoutInCell="1" allowOverlap="1" wp14:anchorId="24178B24">
+              <wp:anchor distT="5715" distB="4445" distL="5715" distR="4445" simplePos="0" relativeHeight="6" behindDoc="0" locked="0" layoutInCell="1" allowOverlap="1" wp14:anchorId="24178B24">
                 <wp:simplePos x="0" y="0"/>
                 <wp:positionH relativeFrom="column">
                   <wp:posOffset>642620</wp:posOffset>
@@ -2119,11 +2153,15 @@
                         <w:txbxContent>
                           <w:p>
                             <w:pPr>
-                              <w:pStyle w:val="Style17"/>
-                              <w:rPr/>
+                              <w:pStyle w:val="user4"/>
+                              <w:rPr>
+                                <w:color w:val="000000"/>
+                              </w:rPr>
                             </w:pPr>
                             <w:r>
-                              <w:rPr/>
+                              <w:rPr>
+                                <w:color w:val="000000"/>
+                              </w:rPr>
                               <w:t>ПИ-33Д</w:t>
                             </w:r>
                           </w:p>
@@ -2147,11 +2185,15 @@
                   <w:txbxContent>
                     <w:p>
                       <w:pPr>
-                        <w:pStyle w:val="Style17"/>
-                        <w:rPr/>
+                        <w:pStyle w:val="user4"/>
+                        <w:rPr>
+                          <w:color w:val="000000"/>
+                        </w:rPr>
                       </w:pPr>
                       <w:r>
-                        <w:rPr/>
+                        <w:rPr>
+                          <w:color w:val="000000"/>
+                        </w:rPr>
                         <w:t>ПИ-33Д</w:t>
                       </w:r>
                     </w:p>
@@ -2165,7 +2207,7 @@
         <mc:AlternateContent>
           <mc:Choice Requires="wps">
             <w:drawing>
-              <wp:anchor distT="8255" distB="10795" distL="8255" distR="13970" simplePos="0" relativeHeight="12" behindDoc="0" locked="0" layoutInCell="1" allowOverlap="1" wp14:anchorId="203B7581">
+              <wp:anchor distT="5715" distB="4445" distL="5715" distR="4445" simplePos="0" relativeHeight="14" behindDoc="0" locked="0" layoutInCell="1" allowOverlap="1" wp14:anchorId="203B7581">
                 <wp:simplePos x="0" y="0"/>
                 <wp:positionH relativeFrom="column">
                   <wp:posOffset>1690370</wp:posOffset>
@@ -2209,12 +2251,34 @@
                         <w:txbxContent>
                           <w:p>
                             <w:pPr>
-                              <w:pStyle w:val="Style17"/>
-                              <w:rPr/>
+                              <w:pStyle w:val="user4"/>
+                              <w:rPr>
+                                <w:color w:val="000000"/>
+                              </w:rPr>
                             </w:pPr>
                             <w:r>
-                              <w:rPr/>
-                              <w:t>Сроки прохождения практики (от и до): от 16.06.2025 до 30.06.2025</w:t>
+                              <w:rPr>
+                                <w:color w:val="000000"/>
+                              </w:rPr>
+                              <w:t>Сроки прохождения практики (от и до): от 16.06.202</w:t>
+                            </w:r>
+                            <w:r>
+                              <w:rPr>
+                                <w:color w:val="000000"/>
+                              </w:rPr>
+                              <w:t>6</w:t>
+                            </w:r>
+                            <w:r>
+                              <w:rPr>
+                                <w:color w:val="000000"/>
+                              </w:rPr>
+                              <w:t xml:space="preserve"> до 30.06.202</w:t>
+                            </w:r>
+                            <w:r>
+                              <w:rPr>
+                                <w:color w:val="000000"/>
+                              </w:rPr>
+                              <w:t>6</w:t>
                             </w:r>
                           </w:p>
                         </w:txbxContent>
@@ -2237,12 +2301,34 @@
                   <w:txbxContent>
                     <w:p>
                       <w:pPr>
-                        <w:pStyle w:val="Style17"/>
-                        <w:rPr/>
+                        <w:pStyle w:val="user4"/>
+                        <w:rPr>
+                          <w:color w:val="000000"/>
+                        </w:rPr>
                       </w:pPr>
                       <w:r>
-                        <w:rPr/>
-                        <w:t>Сроки прохождения практики (от и до): от 16.06.2025 до 30.06.2025</w:t>
+                        <w:rPr>
+                          <w:color w:val="000000"/>
+                        </w:rPr>
+                        <w:t>Сроки прохождения практики (от и до): от 16.06.202</w:t>
+                      </w:r>
+                      <w:r>
+                        <w:rPr>
+                          <w:color w:val="000000"/>
+                        </w:rPr>
+                        <w:t>6</w:t>
+                      </w:r>
+                      <w:r>
+                        <w:rPr>
+                          <w:color w:val="000000"/>
+                        </w:rPr>
+                        <w:t xml:space="preserve"> до 30.06.202</w:t>
+                      </w:r>
+                      <w:r>
+                        <w:rPr>
+                          <w:color w:val="000000"/>
+                        </w:rPr>
+                        <w:t>6</w:t>
                       </w:r>
                     </w:p>
                   </w:txbxContent>
@@ -2288,7 +2374,7 @@
         <mc:AlternateContent>
           <mc:Choice Requires="wps">
             <w:drawing>
-              <wp:anchor distT="8255" distB="10795" distL="8255" distR="10795" simplePos="0" relativeHeight="16" behindDoc="0" locked="0" layoutInCell="1" allowOverlap="1" wp14:anchorId="36419D2D">
+              <wp:anchor distT="5715" distB="4445" distL="5715" distR="4445" simplePos="0" relativeHeight="16" behindDoc="0" locked="0" layoutInCell="1" allowOverlap="1" wp14:anchorId="36419D2D">
                 <wp:simplePos x="0" y="0"/>
                 <wp:positionH relativeFrom="column">
                   <wp:posOffset>1137920</wp:posOffset>
@@ -2332,11 +2418,15 @@
                         <w:txbxContent>
                           <w:p>
                             <w:pPr>
-                              <w:pStyle w:val="Style17"/>
-                              <w:rPr/>
+                              <w:pStyle w:val="user4"/>
+                              <w:rPr>
+                                <w:color w:val="000000"/>
+                              </w:rPr>
                             </w:pPr>
                             <w:r>
-                              <w:rPr/>
+                              <w:rPr>
+                                <w:color w:val="000000"/>
+                              </w:rPr>
                               <w:t>Бологов Андрей Витальевич</w:t>
                             </w:r>
                           </w:p>
@@ -2360,11 +2450,15 @@
                   <w:txbxContent>
                     <w:p>
                       <w:pPr>
-                        <w:pStyle w:val="Style17"/>
-                        <w:rPr/>
+                        <w:pStyle w:val="user4"/>
+                        <w:rPr>
+                          <w:color w:val="000000"/>
+                        </w:rPr>
                       </w:pPr>
                       <w:r>
-                        <w:rPr/>
+                        <w:rPr>
+                          <w:color w:val="000000"/>
+                        </w:rPr>
                         <w:t>Бологов Андрей Витальевич</w:t>
                       </w:r>
                     </w:p>
@@ -2411,7 +2505,7 @@
         <mc:AlternateContent>
           <mc:Choice Requires="wps">
             <w:drawing>
-              <wp:anchor distT="8255" distB="10795" distL="8255" distR="10795" simplePos="0" relativeHeight="14" behindDoc="0" locked="0" layoutInCell="1" allowOverlap="1" wp14:anchorId="03CB672B">
+              <wp:anchor distT="5715" distB="4445" distL="5080" distR="5080" simplePos="0" relativeHeight="12" behindDoc="0" locked="0" layoutInCell="1" allowOverlap="1" wp14:anchorId="03CB672B">
                 <wp:simplePos x="0" y="0"/>
                 <wp:positionH relativeFrom="column">
                   <wp:posOffset>1957070</wp:posOffset>
@@ -2455,11 +2549,15 @@
                         <w:txbxContent>
                           <w:p>
                             <w:pPr>
-                              <w:pStyle w:val="Style17"/>
-                              <w:rPr/>
+                              <w:pStyle w:val="user4"/>
+                              <w:rPr>
+                                <w:color w:val="000000"/>
+                              </w:rPr>
                             </w:pPr>
                             <w:r>
-                              <w:rPr/>
+                              <w:rPr>
+                                <w:color w:val="000000"/>
+                              </w:rPr>
                               <w:t>37</w:t>
                             </w:r>
                           </w:p>
@@ -2483,11 +2581,15 @@
                   <w:txbxContent>
                     <w:p>
                       <w:pPr>
-                        <w:pStyle w:val="Style17"/>
-                        <w:rPr/>
+                        <w:pStyle w:val="user4"/>
+                        <w:rPr>
+                          <w:color w:val="000000"/>
+                        </w:rPr>
                       </w:pPr>
                       <w:r>
-                        <w:rPr/>
+                        <w:rPr>
+                          <w:color w:val="000000"/>
+                        </w:rPr>
                         <w:t>37</w:t>
                       </w:r>
                     </w:p>
@@ -2501,7 +2603,7 @@
         <mc:AlternateContent>
           <mc:Choice Requires="wps">
             <w:drawing>
-              <wp:anchor distT="8255" distB="10795" distL="8255" distR="10795" simplePos="0" relativeHeight="18" behindDoc="0" locked="0" layoutInCell="1" allowOverlap="1" wp14:anchorId="0E378A90">
+              <wp:anchor distT="5715" distB="4445" distL="5080" distR="5080" simplePos="0" relativeHeight="18" behindDoc="0" locked="0" layoutInCell="1" allowOverlap="1" wp14:anchorId="0E378A90">
                 <wp:simplePos x="0" y="0"/>
                 <wp:positionH relativeFrom="column">
                   <wp:posOffset>3090545</wp:posOffset>
@@ -2545,11 +2647,15 @@
                         <w:txbxContent>
                           <w:p>
                             <w:pPr>
-                              <w:pStyle w:val="Style17"/>
-                              <w:rPr/>
+                              <w:pStyle w:val="user4"/>
+                              <w:rPr>
+                                <w:color w:val="000000"/>
+                              </w:rPr>
                             </w:pPr>
                             <w:r>
-                              <w:rPr/>
+                              <w:rPr>
+                                <w:color w:val="000000"/>
+                              </w:rPr>
                               <w:t>НИО-3 РФЯЦ-ВНИИТФ</w:t>
                             </w:r>
                           </w:p>
@@ -2573,11 +2679,15 @@
                   <w:txbxContent>
                     <w:p>
                       <w:pPr>
-                        <w:pStyle w:val="Style17"/>
-                        <w:rPr/>
+                        <w:pStyle w:val="user4"/>
+                        <w:rPr>
+                          <w:color w:val="000000"/>
+                        </w:rPr>
                       </w:pPr>
                       <w:r>
-                        <w:rPr/>
+                        <w:rPr>
+                          <w:color w:val="000000"/>
+                        </w:rPr>
                         <w:t>НИО-3 РФЯЦ-ВНИИТФ</w:t>
                       </w:r>
                     </w:p>
@@ -2644,7 +2754,7 @@
         <mc:AlternateContent>
           <mc:Choice Requires="wps">
             <w:drawing>
-              <wp:anchor distT="8255" distB="10795" distL="8255" distR="10795" simplePos="0" relativeHeight="20" behindDoc="0" locked="0" layoutInCell="1" allowOverlap="1" wp14:anchorId="2D41A095">
+              <wp:anchor distT="5715" distB="4445" distL="5715" distR="4445" simplePos="0" relativeHeight="20" behindDoc="0" locked="0" layoutInCell="1" allowOverlap="1" wp14:anchorId="2D41A095">
                 <wp:simplePos x="0" y="0"/>
                 <wp:positionH relativeFrom="column">
                   <wp:posOffset>-5080</wp:posOffset>
@@ -2688,7 +2798,7 @@
                         <w:txbxContent>
                           <w:p>
                             <w:pPr>
-                              <w:pStyle w:val="Style17"/>
+                              <w:pStyle w:val="user4"/>
                               <w:rPr>
                                 <w:sz w:val="24"/>
                                 <w:szCs w:val="24"/>
@@ -2697,6 +2807,7 @@
                             <w:r>
                               <w:rPr>
                                 <w:rFonts w:eastAsia="Times New Roman" w:cs="Times New Roman"/>
+                                <w:color w:val="000000"/>
                                 <w:sz w:val="24"/>
                                 <w:szCs w:val="24"/>
                                 <w:lang w:eastAsia="ru-RU"/>
@@ -2706,6 +2817,7 @@
                             <w:r>
                               <w:rPr>
                                 <w:rFonts w:ascii="monospace" w:hAnsi="monospace"/>
+                                <w:color w:val="000000"/>
                                 <w:sz w:val="24"/>
                                 <w:szCs w:val="24"/>
                               </w:rPr>
@@ -2732,7 +2844,7 @@
                   <w:txbxContent>
                     <w:p>
                       <w:pPr>
-                        <w:pStyle w:val="Style17"/>
+                        <w:pStyle w:val="user4"/>
                         <w:rPr>
                           <w:sz w:val="24"/>
                           <w:szCs w:val="24"/>
@@ -2741,6 +2853,7 @@
                       <w:r>
                         <w:rPr>
                           <w:rFonts w:eastAsia="Times New Roman" w:cs="Times New Roman"/>
+                          <w:color w:val="000000"/>
                           <w:sz w:val="24"/>
                           <w:szCs w:val="24"/>
                           <w:lang w:eastAsia="ru-RU"/>
@@ -2750,6 +2863,7 @@
                       <w:r>
                         <w:rPr>
                           <w:rFonts w:ascii="monospace" w:hAnsi="monospace"/>
+                          <w:color w:val="000000"/>
                           <w:sz w:val="24"/>
                           <w:szCs w:val="24"/>
                         </w:rPr>
@@ -2836,7 +2950,7 @@
         <mc:AlternateContent>
           <mc:Choice Requires="wps">
             <w:drawing>
-              <wp:anchor distT="8255" distB="10795" distL="8255" distR="10795" simplePos="0" relativeHeight="22" behindDoc="0" locked="0" layoutInCell="1" allowOverlap="1" wp14:anchorId="49BA444D">
+              <wp:anchor distT="5715" distB="4445" distL="5715" distR="4445" simplePos="0" relativeHeight="22" behindDoc="0" locked="0" layoutInCell="1" allowOverlap="1" wp14:anchorId="49BA444D">
                 <wp:simplePos x="0" y="0"/>
                 <wp:positionH relativeFrom="column">
                   <wp:posOffset>-5080</wp:posOffset>
@@ -2880,7 +2994,7 @@
                         <w:txbxContent>
                           <w:p>
                             <w:pPr>
-                              <w:pStyle w:val="Style17"/>
+                              <w:pStyle w:val="user4"/>
                               <w:rPr>
                                 <w:sz w:val="24"/>
                                 <w:szCs w:val="24"/>
@@ -2889,6 +3003,7 @@
                             <w:r>
                               <w:rPr>
                                 <w:rFonts w:eastAsia="Times New Roman" w:cs="Times New Roman"/>
+                                <w:color w:val="000000"/>
                                 <w:sz w:val="24"/>
                                 <w:szCs w:val="24"/>
                                 <w:lang w:eastAsia="ru-RU"/>
@@ -2903,6 +3018,7 @@
                             <w:r>
                               <w:rPr>
                                 <w:rFonts w:ascii="monospace" w:hAnsi="monospace"/>
+                                <w:color w:val="000000"/>
                                 <w:sz w:val="24"/>
                                 <w:szCs w:val="24"/>
                               </w:rPr>
@@ -2929,7 +3045,7 @@
                   <w:txbxContent>
                     <w:p>
                       <w:pPr>
-                        <w:pStyle w:val="Style17"/>
+                        <w:pStyle w:val="user4"/>
                         <w:rPr>
                           <w:sz w:val="24"/>
                           <w:szCs w:val="24"/>
@@ -2938,6 +3054,7 @@
                       <w:r>
                         <w:rPr>
                           <w:rFonts w:eastAsia="Times New Roman" w:cs="Times New Roman"/>
+                          <w:color w:val="000000"/>
                           <w:sz w:val="24"/>
                           <w:szCs w:val="24"/>
                           <w:lang w:eastAsia="ru-RU"/>
@@ -2952,6 +3069,7 @@
                       <w:r>
                         <w:rPr>
                           <w:rFonts w:ascii="monospace" w:hAnsi="monospace"/>
+                          <w:color w:val="000000"/>
                           <w:sz w:val="24"/>
                           <w:szCs w:val="24"/>
                         </w:rPr>
@@ -3202,14 +3320,14 @@
         <w:tblLook w:val="01e0" w:noHBand="0" w:noVBand="0" w:firstColumn="1" w:lastRow="1" w:lastColumn="1" w:firstRow="1"/>
       </w:tblPr>
       <w:tblGrid>
-        <w:gridCol w:w="8252"/>
-        <w:gridCol w:w="1258"/>
+        <w:gridCol w:w="8251"/>
+        <w:gridCol w:w="1259"/>
       </w:tblGrid>
       <w:tr>
         <w:trPr/>
         <w:tc>
           <w:tcPr>
-            <w:tcW w:w="8252" w:type="dxa"/>
+            <w:tcW w:w="8251" w:type="dxa"/>
             <w:tcBorders>
               <w:top w:val="single" w:sz="4" w:space="0" w:color="000000"/>
               <w:start w:val="single" w:sz="4" w:space="0" w:color="000000"/>
@@ -3240,7 +3358,7 @@
         </w:tc>
         <w:tc>
           <w:tcPr>
-            <w:tcW w:w="1258" w:type="dxa"/>
+            <w:tcW w:w="1259" w:type="dxa"/>
             <w:tcBorders>
               <w:top w:val="double" w:sz="4" w:space="0" w:color="000000"/>
               <w:start w:val="double" w:sz="4" w:space="0" w:color="000000"/>
@@ -3273,7 +3391,7 @@
         <w:trPr/>
         <w:tc>
           <w:tcPr>
-            <w:tcW w:w="8252" w:type="dxa"/>
+            <w:tcW w:w="8251" w:type="dxa"/>
             <w:tcBorders>
               <w:top w:val="single" w:sz="4" w:space="0" w:color="000000"/>
               <w:start w:val="single" w:sz="4" w:space="0" w:color="000000"/>
@@ -3304,7 +3422,7 @@
         </w:tc>
         <w:tc>
           <w:tcPr>
-            <w:tcW w:w="1258" w:type="dxa"/>
+            <w:tcW w:w="1259" w:type="dxa"/>
             <w:tcBorders>
               <w:top w:val="double" w:sz="4" w:space="0" w:color="000000"/>
               <w:start w:val="double" w:sz="4" w:space="0" w:color="000000"/>
@@ -3337,7 +3455,7 @@
         <w:trPr/>
         <w:tc>
           <w:tcPr>
-            <w:tcW w:w="8252" w:type="dxa"/>
+            <w:tcW w:w="8251" w:type="dxa"/>
             <w:tcBorders>
               <w:top w:val="single" w:sz="4" w:space="0" w:color="000000"/>
               <w:start w:val="single" w:sz="4" w:space="0" w:color="000000"/>
@@ -3368,7 +3486,7 @@
         </w:tc>
         <w:tc>
           <w:tcPr>
-            <w:tcW w:w="1258" w:type="dxa"/>
+            <w:tcW w:w="1259" w:type="dxa"/>
             <w:tcBorders>
               <w:top w:val="double" w:sz="4" w:space="0" w:color="000000"/>
               <w:start w:val="double" w:sz="4" w:space="0" w:color="000000"/>
@@ -3401,7 +3519,7 @@
         <w:trPr/>
         <w:tc>
           <w:tcPr>
-            <w:tcW w:w="8252" w:type="dxa"/>
+            <w:tcW w:w="8251" w:type="dxa"/>
             <w:tcBorders>
               <w:top w:val="single" w:sz="4" w:space="0" w:color="000000"/>
               <w:start w:val="single" w:sz="4" w:space="0" w:color="000000"/>
@@ -3432,7 +3550,7 @@
         </w:tc>
         <w:tc>
           <w:tcPr>
-            <w:tcW w:w="1258" w:type="dxa"/>
+            <w:tcW w:w="1259" w:type="dxa"/>
             <w:tcBorders>
               <w:top w:val="double" w:sz="4" w:space="0" w:color="000000"/>
               <w:start w:val="double" w:sz="4" w:space="0" w:color="000000"/>
@@ -3465,7 +3583,7 @@
         <w:trPr/>
         <w:tc>
           <w:tcPr>
-            <w:tcW w:w="8252" w:type="dxa"/>
+            <w:tcW w:w="8251" w:type="dxa"/>
             <w:tcBorders>
               <w:top w:val="single" w:sz="4" w:space="0" w:color="000000"/>
               <w:start w:val="single" w:sz="4" w:space="0" w:color="000000"/>
@@ -3496,7 +3614,7 @@
         </w:tc>
         <w:tc>
           <w:tcPr>
-            <w:tcW w:w="1258" w:type="dxa"/>
+            <w:tcW w:w="1259" w:type="dxa"/>
             <w:tcBorders>
               <w:top w:val="double" w:sz="4" w:space="0" w:color="000000"/>
               <w:start w:val="double" w:sz="4" w:space="0" w:color="000000"/>
@@ -3698,6 +3816,7 @@
       <w:r>
         <w:rPr>
           <w:b/>
+          <w:bCs/>
           <w:sz w:val="22"/>
           <w:szCs w:val="22"/>
         </w:rPr>
@@ -3765,7 +3884,7 @@
         <mc:AlternateContent>
           <mc:Choice Requires="wps">
             <w:drawing>
-              <wp:anchor distT="5715" distB="13335" distL="8255" distR="10795" simplePos="0" relativeHeight="24" behindDoc="0" locked="0" layoutInCell="1" allowOverlap="1" wp14:anchorId="09DB2574">
+              <wp:anchor distT="5715" distB="4445" distL="5715" distR="4445" simplePos="0" relativeHeight="24" behindDoc="0" locked="0" layoutInCell="1" allowOverlap="1" wp14:anchorId="09DB2574">
                 <wp:simplePos x="0" y="0"/>
                 <wp:positionH relativeFrom="column">
                   <wp:posOffset>-5080</wp:posOffset>
@@ -4580,8 +4699,8 @@
       </w:tblPr>
       <w:tblGrid>
         <w:gridCol w:w="3740"/>
-        <w:gridCol w:w="2692"/>
-        <w:gridCol w:w="2918"/>
+        <w:gridCol w:w="2691"/>
+        <w:gridCol w:w="2919"/>
       </w:tblGrid>
       <w:tr>
         <w:trPr/>
@@ -4619,7 +4738,7 @@
         </w:tc>
         <w:tc>
           <w:tcPr>
-            <w:tcW w:w="2692" w:type="dxa"/>
+            <w:tcW w:w="2691" w:type="dxa"/>
             <w:tcBorders>
               <w:top w:val="single" w:sz="4" w:space="0" w:color="000000"/>
               <w:start w:val="single" w:sz="4" w:space="0" w:color="000000"/>
@@ -4651,7 +4770,7 @@
         </w:tc>
         <w:tc>
           <w:tcPr>
-            <w:tcW w:w="2918" w:type="dxa"/>
+            <w:tcW w:w="2919" w:type="dxa"/>
             <w:tcBorders>
               <w:top w:val="single" w:sz="4" w:space="0" w:color="000000"/>
               <w:start w:val="single" w:sz="4" w:space="0" w:color="000000"/>
@@ -4716,7 +4835,7 @@
         </w:tc>
         <w:tc>
           <w:tcPr>
-            <w:tcW w:w="2692" w:type="dxa"/>
+            <w:tcW w:w="2691" w:type="dxa"/>
             <w:tcBorders>
               <w:top w:val="single" w:sz="4" w:space="0" w:color="000000"/>
               <w:start w:val="single" w:sz="4" w:space="0" w:color="000000"/>
@@ -4746,13 +4865,40 @@
                 <w:szCs w:val="24"/>
                 <w:lang w:eastAsia="ru-RU"/>
               </w:rPr>
-              <w:t>16.07.25</w:t>
+              <w:t>16.0</w:t>
+            </w:r>
+            <w:r>
+              <w:rPr>
+                <w:rFonts w:eastAsia="Times New Roman" w:cs="Times New Roman"/>
+                <w:sz w:val="24"/>
+                <w:szCs w:val="24"/>
+                <w:lang w:eastAsia="ru-RU"/>
+              </w:rPr>
+              <w:t>6</w:t>
+            </w:r>
+            <w:r>
+              <w:rPr>
+                <w:rFonts w:eastAsia="Times New Roman" w:cs="Times New Roman"/>
+                <w:sz w:val="24"/>
+                <w:szCs w:val="24"/>
+                <w:lang w:eastAsia="ru-RU"/>
+              </w:rPr>
+              <w:t>.2</w:t>
+            </w:r>
+            <w:r>
+              <w:rPr>
+                <w:rFonts w:eastAsia="Times New Roman" w:cs="Times New Roman"/>
+                <w:sz w:val="24"/>
+                <w:szCs w:val="24"/>
+                <w:lang w:eastAsia="ru-RU"/>
+              </w:rPr>
+              <w:t>6</w:t>
             </w:r>
           </w:p>
         </w:tc>
         <w:tc>
           <w:tcPr>
-            <w:tcW w:w="2918" w:type="dxa"/>
+            <w:tcW w:w="2919" w:type="dxa"/>
             <w:tcBorders>
               <w:top w:val="single" w:sz="4" w:space="0" w:color="000000"/>
               <w:start w:val="single" w:sz="4" w:space="0" w:color="000000"/>
@@ -4781,7 +4927,34 @@
                 <w:szCs w:val="24"/>
                 <w:lang w:eastAsia="ru-RU"/>
               </w:rPr>
-              <w:t>16.07.25</w:t>
+              <w:t>16.0</w:t>
+            </w:r>
+            <w:r>
+              <w:rPr>
+                <w:rFonts w:eastAsia="Times New Roman" w:cs="Times New Roman"/>
+                <w:sz w:val="24"/>
+                <w:szCs w:val="24"/>
+                <w:lang w:eastAsia="ru-RU"/>
+              </w:rPr>
+              <w:t>6</w:t>
+            </w:r>
+            <w:r>
+              <w:rPr>
+                <w:rFonts w:eastAsia="Times New Roman" w:cs="Times New Roman"/>
+                <w:sz w:val="24"/>
+                <w:szCs w:val="24"/>
+                <w:lang w:eastAsia="ru-RU"/>
+              </w:rPr>
+              <w:t>.2</w:t>
+            </w:r>
+            <w:r>
+              <w:rPr>
+                <w:rFonts w:eastAsia="Times New Roman" w:cs="Times New Roman"/>
+                <w:sz w:val="24"/>
+                <w:szCs w:val="24"/>
+                <w:lang w:eastAsia="ru-RU"/>
+              </w:rPr>
+              <w:t>6</w:t>
             </w:r>
           </w:p>
         </w:tc>
@@ -4827,7 +5000,7 @@
         </w:tc>
         <w:tc>
           <w:tcPr>
-            <w:tcW w:w="2692" w:type="dxa"/>
+            <w:tcW w:w="2691" w:type="dxa"/>
             <w:tcBorders>
               <w:top w:val="single" w:sz="4" w:space="0" w:color="000000"/>
               <w:start w:val="single" w:sz="4" w:space="0" w:color="000000"/>
@@ -4857,13 +5030,40 @@
                 <w:szCs w:val="24"/>
                 <w:lang w:eastAsia="ru-RU"/>
               </w:rPr>
-              <w:t>17.07.25</w:t>
+              <w:t>17.0</w:t>
+            </w:r>
+            <w:r>
+              <w:rPr>
+                <w:rFonts w:eastAsia="Times New Roman" w:cs="Times New Roman"/>
+                <w:sz w:val="24"/>
+                <w:szCs w:val="24"/>
+                <w:lang w:eastAsia="ru-RU"/>
+              </w:rPr>
+              <w:t>6</w:t>
+            </w:r>
+            <w:r>
+              <w:rPr>
+                <w:rFonts w:eastAsia="Times New Roman" w:cs="Times New Roman"/>
+                <w:sz w:val="24"/>
+                <w:szCs w:val="24"/>
+                <w:lang w:eastAsia="ru-RU"/>
+              </w:rPr>
+              <w:t>.2</w:t>
+            </w:r>
+            <w:r>
+              <w:rPr>
+                <w:rFonts w:eastAsia="Times New Roman" w:cs="Times New Roman"/>
+                <w:sz w:val="24"/>
+                <w:szCs w:val="24"/>
+                <w:lang w:eastAsia="ru-RU"/>
+              </w:rPr>
+              <w:t>6</w:t>
             </w:r>
           </w:p>
         </w:tc>
         <w:tc>
           <w:tcPr>
-            <w:tcW w:w="2918" w:type="dxa"/>
+            <w:tcW w:w="2919" w:type="dxa"/>
             <w:tcBorders>
               <w:top w:val="single" w:sz="4" w:space="0" w:color="000000"/>
               <w:start w:val="single" w:sz="4" w:space="0" w:color="000000"/>
@@ -4892,7 +5092,34 @@
                 <w:szCs w:val="24"/>
                 <w:lang w:eastAsia="ru-RU"/>
               </w:rPr>
-              <w:t>17.07.25</w:t>
+              <w:t>17.0</w:t>
+            </w:r>
+            <w:r>
+              <w:rPr>
+                <w:rFonts w:eastAsia="Times New Roman" w:cs="Times New Roman"/>
+                <w:sz w:val="24"/>
+                <w:szCs w:val="24"/>
+                <w:lang w:eastAsia="ru-RU"/>
+              </w:rPr>
+              <w:t>6</w:t>
+            </w:r>
+            <w:r>
+              <w:rPr>
+                <w:rFonts w:eastAsia="Times New Roman" w:cs="Times New Roman"/>
+                <w:sz w:val="24"/>
+                <w:szCs w:val="24"/>
+                <w:lang w:eastAsia="ru-RU"/>
+              </w:rPr>
+              <w:t>.2</w:t>
+            </w:r>
+            <w:r>
+              <w:rPr>
+                <w:rFonts w:eastAsia="Times New Roman" w:cs="Times New Roman"/>
+                <w:sz w:val="24"/>
+                <w:szCs w:val="24"/>
+                <w:lang w:eastAsia="ru-RU"/>
+              </w:rPr>
+              <w:t>6</w:t>
             </w:r>
           </w:p>
         </w:tc>
@@ -4938,7 +5165,7 @@
         </w:tc>
         <w:tc>
           <w:tcPr>
-            <w:tcW w:w="2692" w:type="dxa"/>
+            <w:tcW w:w="2691" w:type="dxa"/>
             <w:tcBorders>
               <w:top w:val="single" w:sz="4" w:space="0" w:color="000000"/>
               <w:start w:val="single" w:sz="4" w:space="0" w:color="000000"/>
@@ -4968,13 +5195,40 @@
                 <w:szCs w:val="24"/>
                 <w:lang w:eastAsia="ru-RU"/>
               </w:rPr>
-              <w:t>18.07.25</w:t>
+              <w:t>18.0</w:t>
+            </w:r>
+            <w:r>
+              <w:rPr>
+                <w:rFonts w:eastAsia="Times New Roman" w:cs="Times New Roman"/>
+                <w:sz w:val="24"/>
+                <w:szCs w:val="24"/>
+                <w:lang w:eastAsia="ru-RU"/>
+              </w:rPr>
+              <w:t>6</w:t>
+            </w:r>
+            <w:r>
+              <w:rPr>
+                <w:rFonts w:eastAsia="Times New Roman" w:cs="Times New Roman"/>
+                <w:sz w:val="24"/>
+                <w:szCs w:val="24"/>
+                <w:lang w:eastAsia="ru-RU"/>
+              </w:rPr>
+              <w:t>.2</w:t>
+            </w:r>
+            <w:r>
+              <w:rPr>
+                <w:rFonts w:eastAsia="Times New Roman" w:cs="Times New Roman"/>
+                <w:sz w:val="24"/>
+                <w:szCs w:val="24"/>
+                <w:lang w:eastAsia="ru-RU"/>
+              </w:rPr>
+              <w:t>6</w:t>
             </w:r>
           </w:p>
         </w:tc>
         <w:tc>
           <w:tcPr>
-            <w:tcW w:w="2918" w:type="dxa"/>
+            <w:tcW w:w="2919" w:type="dxa"/>
             <w:tcBorders>
               <w:top w:val="single" w:sz="4" w:space="0" w:color="000000"/>
               <w:start w:val="single" w:sz="4" w:space="0" w:color="000000"/>
@@ -5003,7 +5257,34 @@
                 <w:szCs w:val="24"/>
                 <w:lang w:eastAsia="ru-RU"/>
               </w:rPr>
-              <w:t>18.07.25</w:t>
+              <w:t>18.0</w:t>
+            </w:r>
+            <w:r>
+              <w:rPr>
+                <w:rFonts w:eastAsia="Times New Roman" w:cs="Times New Roman"/>
+                <w:sz w:val="24"/>
+                <w:szCs w:val="24"/>
+                <w:lang w:eastAsia="ru-RU"/>
+              </w:rPr>
+              <w:t>6</w:t>
+            </w:r>
+            <w:r>
+              <w:rPr>
+                <w:rFonts w:eastAsia="Times New Roman" w:cs="Times New Roman"/>
+                <w:sz w:val="24"/>
+                <w:szCs w:val="24"/>
+                <w:lang w:eastAsia="ru-RU"/>
+              </w:rPr>
+              <w:t>.2</w:t>
+            </w:r>
+            <w:r>
+              <w:rPr>
+                <w:rFonts w:eastAsia="Times New Roman" w:cs="Times New Roman"/>
+                <w:sz w:val="24"/>
+                <w:szCs w:val="24"/>
+                <w:lang w:eastAsia="ru-RU"/>
+              </w:rPr>
+              <w:t>6</w:t>
             </w:r>
           </w:p>
         </w:tc>
@@ -5049,7 +5330,7 @@
         </w:tc>
         <w:tc>
           <w:tcPr>
-            <w:tcW w:w="2692" w:type="dxa"/>
+            <w:tcW w:w="2691" w:type="dxa"/>
             <w:tcBorders>
               <w:top w:val="single" w:sz="4" w:space="0" w:color="000000"/>
               <w:start w:val="single" w:sz="4" w:space="0" w:color="000000"/>
@@ -5079,13 +5360,40 @@
                 <w:szCs w:val="24"/>
                 <w:lang w:eastAsia="ru-RU"/>
               </w:rPr>
-              <w:t>19.07.25</w:t>
+              <w:t>19.0</w:t>
+            </w:r>
+            <w:r>
+              <w:rPr>
+                <w:rFonts w:eastAsia="Times New Roman" w:cs="Times New Roman"/>
+                <w:sz w:val="24"/>
+                <w:szCs w:val="24"/>
+                <w:lang w:eastAsia="ru-RU"/>
+              </w:rPr>
+              <w:t>6</w:t>
+            </w:r>
+            <w:r>
+              <w:rPr>
+                <w:rFonts w:eastAsia="Times New Roman" w:cs="Times New Roman"/>
+                <w:sz w:val="24"/>
+                <w:szCs w:val="24"/>
+                <w:lang w:eastAsia="ru-RU"/>
+              </w:rPr>
+              <w:t>.2</w:t>
+            </w:r>
+            <w:r>
+              <w:rPr>
+                <w:rFonts w:eastAsia="Times New Roman" w:cs="Times New Roman"/>
+                <w:sz w:val="24"/>
+                <w:szCs w:val="24"/>
+                <w:lang w:eastAsia="ru-RU"/>
+              </w:rPr>
+              <w:t>6</w:t>
             </w:r>
           </w:p>
         </w:tc>
         <w:tc>
           <w:tcPr>
-            <w:tcW w:w="2918" w:type="dxa"/>
+            <w:tcW w:w="2919" w:type="dxa"/>
             <w:tcBorders>
               <w:top w:val="single" w:sz="4" w:space="0" w:color="000000"/>
               <w:start w:val="single" w:sz="4" w:space="0" w:color="000000"/>
@@ -5114,7 +5422,34 @@
                 <w:szCs w:val="24"/>
                 <w:lang w:eastAsia="ru-RU"/>
               </w:rPr>
-              <w:t>19.07.25</w:t>
+              <w:t>19.0</w:t>
+            </w:r>
+            <w:r>
+              <w:rPr>
+                <w:rFonts w:eastAsia="Times New Roman" w:cs="Times New Roman"/>
+                <w:sz w:val="24"/>
+                <w:szCs w:val="24"/>
+                <w:lang w:eastAsia="ru-RU"/>
+              </w:rPr>
+              <w:t>6</w:t>
+            </w:r>
+            <w:r>
+              <w:rPr>
+                <w:rFonts w:eastAsia="Times New Roman" w:cs="Times New Roman"/>
+                <w:sz w:val="24"/>
+                <w:szCs w:val="24"/>
+                <w:lang w:eastAsia="ru-RU"/>
+              </w:rPr>
+              <w:t>.2</w:t>
+            </w:r>
+            <w:r>
+              <w:rPr>
+                <w:rFonts w:eastAsia="Times New Roman" w:cs="Times New Roman"/>
+                <w:sz w:val="24"/>
+                <w:szCs w:val="24"/>
+                <w:lang w:eastAsia="ru-RU"/>
+              </w:rPr>
+              <w:t>6</w:t>
             </w:r>
           </w:p>
         </w:tc>
@@ -5158,7 +5493,7 @@
         </w:tc>
         <w:tc>
           <w:tcPr>
-            <w:tcW w:w="2692" w:type="dxa"/>
+            <w:tcW w:w="2691" w:type="dxa"/>
             <w:tcBorders>
               <w:top w:val="single" w:sz="4" w:space="0" w:color="000000"/>
               <w:start w:val="single" w:sz="4" w:space="0" w:color="000000"/>
@@ -5188,13 +5523,40 @@
                 <w:szCs w:val="24"/>
                 <w:lang w:eastAsia="ru-RU"/>
               </w:rPr>
-              <w:t>22.07.25</w:t>
+              <w:t>22.0</w:t>
+            </w:r>
+            <w:r>
+              <w:rPr>
+                <w:rFonts w:eastAsia="Times New Roman" w:cs="Times New Roman"/>
+                <w:sz w:val="24"/>
+                <w:szCs w:val="24"/>
+                <w:lang w:eastAsia="ru-RU"/>
+              </w:rPr>
+              <w:t>6</w:t>
+            </w:r>
+            <w:r>
+              <w:rPr>
+                <w:rFonts w:eastAsia="Times New Roman" w:cs="Times New Roman"/>
+                <w:sz w:val="24"/>
+                <w:szCs w:val="24"/>
+                <w:lang w:eastAsia="ru-RU"/>
+              </w:rPr>
+              <w:t>.2</w:t>
+            </w:r>
+            <w:r>
+              <w:rPr>
+                <w:rFonts w:eastAsia="Times New Roman" w:cs="Times New Roman"/>
+                <w:sz w:val="24"/>
+                <w:szCs w:val="24"/>
+                <w:lang w:eastAsia="ru-RU"/>
+              </w:rPr>
+              <w:t>6</w:t>
             </w:r>
           </w:p>
         </w:tc>
         <w:tc>
           <w:tcPr>
-            <w:tcW w:w="2918" w:type="dxa"/>
+            <w:tcW w:w="2919" w:type="dxa"/>
             <w:tcBorders>
               <w:top w:val="single" w:sz="4" w:space="0" w:color="000000"/>
               <w:start w:val="single" w:sz="4" w:space="0" w:color="000000"/>
@@ -5223,7 +5585,34 @@
                 <w:szCs w:val="24"/>
                 <w:lang w:eastAsia="ru-RU"/>
               </w:rPr>
-              <w:t>22.07.25</w:t>
+              <w:t>22.0</w:t>
+            </w:r>
+            <w:r>
+              <w:rPr>
+                <w:rFonts w:eastAsia="Times New Roman" w:cs="Times New Roman"/>
+                <w:sz w:val="24"/>
+                <w:szCs w:val="24"/>
+                <w:lang w:eastAsia="ru-RU"/>
+              </w:rPr>
+              <w:t>6</w:t>
+            </w:r>
+            <w:r>
+              <w:rPr>
+                <w:rFonts w:eastAsia="Times New Roman" w:cs="Times New Roman"/>
+                <w:sz w:val="24"/>
+                <w:szCs w:val="24"/>
+                <w:lang w:eastAsia="ru-RU"/>
+              </w:rPr>
+              <w:t>.2</w:t>
+            </w:r>
+            <w:r>
+              <w:rPr>
+                <w:rFonts w:eastAsia="Times New Roman" w:cs="Times New Roman"/>
+                <w:sz w:val="24"/>
+                <w:szCs w:val="24"/>
+                <w:lang w:eastAsia="ru-RU"/>
+              </w:rPr>
+              <w:t>6</w:t>
             </w:r>
           </w:p>
         </w:tc>
@@ -5267,7 +5656,7 @@
         </w:tc>
         <w:tc>
           <w:tcPr>
-            <w:tcW w:w="2692" w:type="dxa"/>
+            <w:tcW w:w="2691" w:type="dxa"/>
             <w:tcBorders>
               <w:top w:val="single" w:sz="4" w:space="0" w:color="000000"/>
               <w:start w:val="single" w:sz="4" w:space="0" w:color="000000"/>
@@ -5297,13 +5686,40 @@
                 <w:szCs w:val="24"/>
                 <w:lang w:eastAsia="ru-RU"/>
               </w:rPr>
-              <w:t>23.07.25</w:t>
+              <w:t>23.0</w:t>
+            </w:r>
+            <w:r>
+              <w:rPr>
+                <w:rFonts w:eastAsia="Times New Roman" w:cs="Times New Roman"/>
+                <w:sz w:val="24"/>
+                <w:szCs w:val="24"/>
+                <w:lang w:eastAsia="ru-RU"/>
+              </w:rPr>
+              <w:t>6</w:t>
+            </w:r>
+            <w:r>
+              <w:rPr>
+                <w:rFonts w:eastAsia="Times New Roman" w:cs="Times New Roman"/>
+                <w:sz w:val="24"/>
+                <w:szCs w:val="24"/>
+                <w:lang w:eastAsia="ru-RU"/>
+              </w:rPr>
+              <w:t>.2</w:t>
+            </w:r>
+            <w:r>
+              <w:rPr>
+                <w:rFonts w:eastAsia="Times New Roman" w:cs="Times New Roman"/>
+                <w:sz w:val="24"/>
+                <w:szCs w:val="24"/>
+                <w:lang w:eastAsia="ru-RU"/>
+              </w:rPr>
+              <w:t>6</w:t>
             </w:r>
           </w:p>
         </w:tc>
         <w:tc>
           <w:tcPr>
-            <w:tcW w:w="2918" w:type="dxa"/>
+            <w:tcW w:w="2919" w:type="dxa"/>
             <w:tcBorders>
               <w:top w:val="single" w:sz="4" w:space="0" w:color="000000"/>
               <w:start w:val="single" w:sz="4" w:space="0" w:color="000000"/>
@@ -5332,7 +5748,34 @@
                 <w:szCs w:val="24"/>
                 <w:lang w:eastAsia="ru-RU"/>
               </w:rPr>
-              <w:t>23.07.25</w:t>
+              <w:t>23.0</w:t>
+            </w:r>
+            <w:r>
+              <w:rPr>
+                <w:rFonts w:eastAsia="Times New Roman" w:cs="Times New Roman"/>
+                <w:sz w:val="24"/>
+                <w:szCs w:val="24"/>
+                <w:lang w:eastAsia="ru-RU"/>
+              </w:rPr>
+              <w:t>6</w:t>
+            </w:r>
+            <w:r>
+              <w:rPr>
+                <w:rFonts w:eastAsia="Times New Roman" w:cs="Times New Roman"/>
+                <w:sz w:val="24"/>
+                <w:szCs w:val="24"/>
+                <w:lang w:eastAsia="ru-RU"/>
+              </w:rPr>
+              <w:t>.2</w:t>
+            </w:r>
+            <w:r>
+              <w:rPr>
+                <w:rFonts w:eastAsia="Times New Roman" w:cs="Times New Roman"/>
+                <w:sz w:val="24"/>
+                <w:szCs w:val="24"/>
+                <w:lang w:eastAsia="ru-RU"/>
+              </w:rPr>
+              <w:t>6</w:t>
             </w:r>
           </w:p>
         </w:tc>
@@ -5378,7 +5821,7 @@
         </w:tc>
         <w:tc>
           <w:tcPr>
-            <w:tcW w:w="2692" w:type="dxa"/>
+            <w:tcW w:w="2691" w:type="dxa"/>
             <w:tcBorders>
               <w:top w:val="single" w:sz="4" w:space="0" w:color="000000"/>
               <w:start w:val="single" w:sz="4" w:space="0" w:color="000000"/>
@@ -5408,13 +5851,40 @@
                 <w:szCs w:val="24"/>
                 <w:lang w:eastAsia="ru-RU"/>
               </w:rPr>
-              <w:t>24.07.25</w:t>
+              <w:t>24.0</w:t>
+            </w:r>
+            <w:r>
+              <w:rPr>
+                <w:rFonts w:eastAsia="Times New Roman" w:cs="Times New Roman"/>
+                <w:sz w:val="24"/>
+                <w:szCs w:val="24"/>
+                <w:lang w:eastAsia="ru-RU"/>
+              </w:rPr>
+              <w:t>6</w:t>
+            </w:r>
+            <w:r>
+              <w:rPr>
+                <w:rFonts w:eastAsia="Times New Roman" w:cs="Times New Roman"/>
+                <w:sz w:val="24"/>
+                <w:szCs w:val="24"/>
+                <w:lang w:eastAsia="ru-RU"/>
+              </w:rPr>
+              <w:t>.2</w:t>
+            </w:r>
+            <w:r>
+              <w:rPr>
+                <w:rFonts w:eastAsia="Times New Roman" w:cs="Times New Roman"/>
+                <w:sz w:val="24"/>
+                <w:szCs w:val="24"/>
+                <w:lang w:eastAsia="ru-RU"/>
+              </w:rPr>
+              <w:t>6</w:t>
             </w:r>
           </w:p>
         </w:tc>
         <w:tc>
           <w:tcPr>
-            <w:tcW w:w="2918" w:type="dxa"/>
+            <w:tcW w:w="2919" w:type="dxa"/>
             <w:tcBorders>
               <w:top w:val="single" w:sz="4" w:space="0" w:color="000000"/>
               <w:start w:val="single" w:sz="4" w:space="0" w:color="000000"/>
@@ -5443,7 +5913,34 @@
                 <w:szCs w:val="24"/>
                 <w:lang w:eastAsia="ru-RU"/>
               </w:rPr>
-              <w:t>24.07.25</w:t>
+              <w:t>24.0</w:t>
+            </w:r>
+            <w:r>
+              <w:rPr>
+                <w:rFonts w:eastAsia="Times New Roman" w:cs="Times New Roman"/>
+                <w:sz w:val="24"/>
+                <w:szCs w:val="24"/>
+                <w:lang w:eastAsia="ru-RU"/>
+              </w:rPr>
+              <w:t>6</w:t>
+            </w:r>
+            <w:r>
+              <w:rPr>
+                <w:rFonts w:eastAsia="Times New Roman" w:cs="Times New Roman"/>
+                <w:sz w:val="24"/>
+                <w:szCs w:val="24"/>
+                <w:lang w:eastAsia="ru-RU"/>
+              </w:rPr>
+              <w:t>.2</w:t>
+            </w:r>
+            <w:r>
+              <w:rPr>
+                <w:rFonts w:eastAsia="Times New Roman" w:cs="Times New Roman"/>
+                <w:sz w:val="24"/>
+                <w:szCs w:val="24"/>
+                <w:lang w:eastAsia="ru-RU"/>
+              </w:rPr>
+              <w:t>6</w:t>
             </w:r>
           </w:p>
         </w:tc>
@@ -5487,7 +5984,7 @@
         </w:tc>
         <w:tc>
           <w:tcPr>
-            <w:tcW w:w="2692" w:type="dxa"/>
+            <w:tcW w:w="2691" w:type="dxa"/>
             <w:tcBorders>
               <w:top w:val="single" w:sz="4" w:space="0" w:color="000000"/>
               <w:start w:val="single" w:sz="4" w:space="0" w:color="000000"/>
@@ -5517,13 +6014,40 @@
                 <w:szCs w:val="24"/>
                 <w:lang w:eastAsia="ru-RU"/>
               </w:rPr>
-              <w:t>25.07.25</w:t>
+              <w:t>25.0</w:t>
+            </w:r>
+            <w:r>
+              <w:rPr>
+                <w:rFonts w:eastAsia="Times New Roman" w:cs="Times New Roman"/>
+                <w:sz w:val="24"/>
+                <w:szCs w:val="24"/>
+                <w:lang w:eastAsia="ru-RU"/>
+              </w:rPr>
+              <w:t>6</w:t>
+            </w:r>
+            <w:r>
+              <w:rPr>
+                <w:rFonts w:eastAsia="Times New Roman" w:cs="Times New Roman"/>
+                <w:sz w:val="24"/>
+                <w:szCs w:val="24"/>
+                <w:lang w:eastAsia="ru-RU"/>
+              </w:rPr>
+              <w:t>.2</w:t>
+            </w:r>
+            <w:r>
+              <w:rPr>
+                <w:rFonts w:eastAsia="Times New Roman" w:cs="Times New Roman"/>
+                <w:sz w:val="24"/>
+                <w:szCs w:val="24"/>
+                <w:lang w:eastAsia="ru-RU"/>
+              </w:rPr>
+              <w:t>6</w:t>
             </w:r>
           </w:p>
         </w:tc>
         <w:tc>
           <w:tcPr>
-            <w:tcW w:w="2918" w:type="dxa"/>
+            <w:tcW w:w="2919" w:type="dxa"/>
             <w:tcBorders>
               <w:top w:val="single" w:sz="4" w:space="0" w:color="000000"/>
               <w:start w:val="single" w:sz="4" w:space="0" w:color="000000"/>
@@ -5552,7 +6076,34 @@
                 <w:szCs w:val="24"/>
                 <w:lang w:eastAsia="ru-RU"/>
               </w:rPr>
-              <w:t>25.07.25</w:t>
+              <w:t>25.0</w:t>
+            </w:r>
+            <w:r>
+              <w:rPr>
+                <w:rFonts w:eastAsia="Times New Roman" w:cs="Times New Roman"/>
+                <w:sz w:val="24"/>
+                <w:szCs w:val="24"/>
+                <w:lang w:eastAsia="ru-RU"/>
+              </w:rPr>
+              <w:t>6</w:t>
+            </w:r>
+            <w:r>
+              <w:rPr>
+                <w:rFonts w:eastAsia="Times New Roman" w:cs="Times New Roman"/>
+                <w:sz w:val="24"/>
+                <w:szCs w:val="24"/>
+                <w:lang w:eastAsia="ru-RU"/>
+              </w:rPr>
+              <w:t>.2</w:t>
+            </w:r>
+            <w:r>
+              <w:rPr>
+                <w:rFonts w:eastAsia="Times New Roman" w:cs="Times New Roman"/>
+                <w:sz w:val="24"/>
+                <w:szCs w:val="24"/>
+                <w:lang w:eastAsia="ru-RU"/>
+              </w:rPr>
+              <w:t>6</w:t>
             </w:r>
           </w:p>
         </w:tc>
@@ -5592,11 +6143,29 @@
               </w:rPr>
               <w:t>Создание frontend веб-интерфейса на React</w:t>
             </w:r>
+            <w:r>
+              <w:rPr>
+                <w:rFonts w:eastAsia="Times New Roman" w:cs="Times New Roman"/>
+                <w:sz w:val="24"/>
+                <w:szCs w:val="24"/>
+                <w:lang w:eastAsia="ru-RU"/>
+              </w:rPr>
+              <w:t xml:space="preserve"> </w:t>
+            </w:r>
+            <w:r>
+              <w:rPr>
+                <w:rFonts w:eastAsia="Times New Roman" w:cs="Times New Roman"/>
+                <w:sz w:val="24"/>
+                <w:szCs w:val="24"/>
+                <w:lang w:eastAsia="ru-RU"/>
+              </w:rPr>
+              <w:t>и настройка Nginx reverse proxy и SSL-сертификатов</w:t>
+            </w:r>
           </w:p>
         </w:tc>
         <w:tc>
           <w:tcPr>
-            <w:tcW w:w="2692" w:type="dxa"/>
+            <w:tcW w:w="2691" w:type="dxa"/>
             <w:tcBorders>
               <w:top w:val="single" w:sz="4" w:space="0" w:color="000000"/>
               <w:start w:val="single" w:sz="4" w:space="0" w:color="000000"/>
@@ -5626,13 +6195,49 @@
                 <w:szCs w:val="24"/>
                 <w:lang w:eastAsia="ru-RU"/>
               </w:rPr>
-              <w:t>15.07.25</w:t>
+              <w:t>26</w:t>
+            </w:r>
+            <w:r>
+              <w:rPr>
+                <w:rFonts w:eastAsia="Times New Roman" w:cs="Times New Roman"/>
+                <w:sz w:val="24"/>
+                <w:szCs w:val="24"/>
+                <w:lang w:eastAsia="ru-RU"/>
+              </w:rPr>
+              <w:t>.0</w:t>
+            </w:r>
+            <w:r>
+              <w:rPr>
+                <w:rFonts w:eastAsia="Times New Roman" w:cs="Times New Roman"/>
+                <w:sz w:val="24"/>
+                <w:szCs w:val="24"/>
+                <w:lang w:eastAsia="ru-RU"/>
+              </w:rPr>
+              <w:t>6</w:t>
+            </w:r>
+            <w:r>
+              <w:rPr>
+                <w:rFonts w:eastAsia="Times New Roman" w:cs="Times New Roman"/>
+                <w:sz w:val="24"/>
+                <w:szCs w:val="24"/>
+                <w:lang w:eastAsia="ru-RU"/>
+              </w:rPr>
+              <w:t>.2</w:t>
+            </w:r>
+            <w:r>
+              <w:rPr>
+                <w:rFonts w:eastAsia="Times New Roman" w:cs="Times New Roman"/>
+                <w:sz w:val="24"/>
+                <w:szCs w:val="24"/>
+                <w:lang w:eastAsia="ru-RU"/>
+              </w:rPr>
+              <w:t>6</w:t>
             </w:r>
           </w:p>
         </w:tc>
         <w:tc>
           <w:tcPr>
-            <w:tcW w:w="2918" w:type="dxa"/>
+            <w:tcW w:w="2919" w:type="dxa"/>
             <w:tcBorders>
               <w:top w:val="single" w:sz="4" w:space="0" w:color="000000"/>
               <w:start w:val="single" w:sz="4" w:space="0" w:color="000000"/>
@@ -5661,7 +6266,43 @@
                 <w:szCs w:val="24"/>
                 <w:lang w:eastAsia="ru-RU"/>
               </w:rPr>
-              <w:t>15.07.25</w:t>
+              <w:t>26</w:t>
+            </w:r>
+            <w:r>
+              <w:rPr>
+                <w:rFonts w:eastAsia="Times New Roman" w:cs="Times New Roman"/>
+                <w:sz w:val="24"/>
+                <w:szCs w:val="24"/>
+                <w:lang w:eastAsia="ru-RU"/>
+              </w:rPr>
+              <w:t>.0</w:t>
+            </w:r>
+            <w:r>
+              <w:rPr>
+                <w:rFonts w:eastAsia="Times New Roman" w:cs="Times New Roman"/>
+                <w:sz w:val="24"/>
+                <w:szCs w:val="24"/>
+                <w:lang w:eastAsia="ru-RU"/>
+              </w:rPr>
+              <w:t>6</w:t>
+            </w:r>
+            <w:r>
+              <w:rPr>
+                <w:rFonts w:eastAsia="Times New Roman" w:cs="Times New Roman"/>
+                <w:sz w:val="24"/>
+                <w:szCs w:val="24"/>
+                <w:lang w:eastAsia="ru-RU"/>
+              </w:rPr>
+              <w:t>.2</w:t>
+            </w:r>
+            <w:r>
+              <w:rPr>
+                <w:rFonts w:eastAsia="Times New Roman" w:cs="Times New Roman"/>
+                <w:sz w:val="24"/>
+                <w:szCs w:val="24"/>
+                <w:lang w:eastAsia="ru-RU"/>
+              </w:rPr>
+              <w:t>6</w:t>
             </w:r>
           </w:p>
         </w:tc>
@@ -5699,15 +6340,13 @@
                 <w:szCs w:val="24"/>
                 <w:lang w:eastAsia="ru-RU"/>
               </w:rPr>
-              <w:t xml:space="preserve">Настройка Nginx reverse </w:t>
-              <w:br/>
-              <w:t>proxy и SSL-сертификатов</w:t>
+              <w:t>Создание Dockerfile для каждого микросервиса</w:t>
             </w:r>
           </w:p>
         </w:tc>
         <w:tc>
           <w:tcPr>
-            <w:tcW w:w="2692" w:type="dxa"/>
+            <w:tcW w:w="2691" w:type="dxa"/>
             <w:tcBorders>
               <w:top w:val="single" w:sz="4" w:space="0" w:color="000000"/>
               <w:start w:val="single" w:sz="4" w:space="0" w:color="000000"/>
@@ -5737,13 +6376,40 @@
                 <w:szCs w:val="24"/>
                 <w:lang w:eastAsia="ru-RU"/>
               </w:rPr>
-              <w:t>26.07.25</w:t>
+              <w:t>29.0</w:t>
+            </w:r>
+            <w:r>
+              <w:rPr>
+                <w:rFonts w:eastAsia="Times New Roman" w:cs="Times New Roman"/>
+                <w:sz w:val="24"/>
+                <w:szCs w:val="24"/>
+                <w:lang w:eastAsia="ru-RU"/>
+              </w:rPr>
+              <w:t>6</w:t>
+            </w:r>
+            <w:r>
+              <w:rPr>
+                <w:rFonts w:eastAsia="Times New Roman" w:cs="Times New Roman"/>
+                <w:sz w:val="24"/>
+                <w:szCs w:val="24"/>
+                <w:lang w:eastAsia="ru-RU"/>
+              </w:rPr>
+              <w:t>.2</w:t>
+            </w:r>
+            <w:r>
+              <w:rPr>
+                <w:rFonts w:eastAsia="Times New Roman" w:cs="Times New Roman"/>
+                <w:sz w:val="24"/>
+                <w:szCs w:val="24"/>
+                <w:lang w:eastAsia="ru-RU"/>
+              </w:rPr>
+              <w:t>6</w:t>
             </w:r>
           </w:p>
         </w:tc>
         <w:tc>
           <w:tcPr>
-            <w:tcW w:w="2918" w:type="dxa"/>
+            <w:tcW w:w="2919" w:type="dxa"/>
             <w:tcBorders>
               <w:top w:val="single" w:sz="4" w:space="0" w:color="000000"/>
               <w:start w:val="single" w:sz="4" w:space="0" w:color="000000"/>
@@ -5772,37 +6438,8 @@
                 <w:szCs w:val="24"/>
                 <w:lang w:eastAsia="ru-RU"/>
               </w:rPr>
-              <w:t>26.07.25</w:t>
-            </w:r>
-          </w:p>
-        </w:tc>
-      </w:tr>
-      <w:tr>
-        <w:trPr/>
-        <w:tc>
-          <w:tcPr>
-            <w:tcW w:w="3740" w:type="dxa"/>
-            <w:tcBorders>
-              <w:top w:val="single" w:sz="4" w:space="0" w:color="000000"/>
-              <w:start w:val="single" w:sz="4" w:space="0" w:color="000000"/>
-              <w:bottom w:val="single" w:sz="4" w:space="0" w:color="000000"/>
-              <w:end w:val="single" w:sz="4" w:space="0" w:color="000000"/>
-            </w:tcBorders>
-          </w:tcPr>
-          <w:p>
-            <w:pPr>
-              <w:pStyle w:val="BodyText"/>
-              <w:widowControl/>
-              <w:bidi w:val="0"/>
-              <w:spacing w:lineRule="auto" w:line="240" w:before="0" w:after="120"/>
-              <w:jc w:val="start"/>
-              <w:rPr>
-                <w:rFonts w:ascii="Times New Roman" w:hAnsi="Times New Roman" w:eastAsia="Times New Roman" w:cs="Times New Roman"/>
-                <w:sz w:val="24"/>
-                <w:szCs w:val="24"/>
-                <w:lang w:eastAsia="ru-RU"/>
-              </w:rPr>
-            </w:pPr>
+              <w:t>29.0</w:t>
+            </w:r>
             <w:r>
               <w:rPr>
                 <w:rFonts w:eastAsia="Times New Roman" w:cs="Times New Roman"/>
@@ -5810,35 +6447,8 @@
                 <w:szCs w:val="24"/>
                 <w:lang w:eastAsia="ru-RU"/>
               </w:rPr>
-              <w:t>Создание Dockerfile для каждого микросервиса</w:t>
-            </w:r>
-          </w:p>
-        </w:tc>
-        <w:tc>
-          <w:tcPr>
-            <w:tcW w:w="2692" w:type="dxa"/>
-            <w:tcBorders>
-              <w:top w:val="single" w:sz="4" w:space="0" w:color="000000"/>
-              <w:start w:val="single" w:sz="4" w:space="0" w:color="000000"/>
-              <w:bottom w:val="single" w:sz="4" w:space="0" w:color="000000"/>
-              <w:end w:val="single" w:sz="4" w:space="0" w:color="000000"/>
-            </w:tcBorders>
-            <w:vAlign w:val="center"/>
-          </w:tcPr>
-          <w:p>
-            <w:pPr>
-              <w:pStyle w:val="BodyText"/>
-              <w:widowControl/>
-              <w:bidi w:val="0"/>
-              <w:spacing w:lineRule="auto" w:line="240" w:before="171" w:after="291"/>
-              <w:jc w:val="center"/>
-              <w:rPr>
-                <w:rFonts w:ascii="Times New Roman" w:hAnsi="Times New Roman" w:eastAsia="Times New Roman" w:cs="Times New Roman"/>
-                <w:sz w:val="24"/>
-                <w:szCs w:val="24"/>
-                <w:lang w:eastAsia="ru-RU"/>
-              </w:rPr>
-            </w:pPr>
+              <w:t>6</w:t>
+            </w:r>
             <w:r>
               <w:rPr>
                 <w:rFonts w:eastAsia="Times New Roman" w:cs="Times New Roman"/>
@@ -5846,34 +6456,8 @@
                 <w:szCs w:val="24"/>
                 <w:lang w:eastAsia="ru-RU"/>
               </w:rPr>
-              <w:t>29.07.25</w:t>
-            </w:r>
-          </w:p>
-        </w:tc>
-        <w:tc>
-          <w:tcPr>
-            <w:tcW w:w="2918" w:type="dxa"/>
-            <w:tcBorders>
-              <w:top w:val="single" w:sz="4" w:space="0" w:color="000000"/>
-              <w:start w:val="single" w:sz="4" w:space="0" w:color="000000"/>
-              <w:bottom w:val="single" w:sz="4" w:space="0" w:color="000000"/>
-              <w:end w:val="single" w:sz="4" w:space="0" w:color="000000"/>
-            </w:tcBorders>
-          </w:tcPr>
-          <w:p>
-            <w:pPr>
-              <w:pStyle w:val="BodyText"/>
-              <w:widowControl/>
-              <w:bidi w:val="0"/>
-              <w:spacing w:lineRule="auto" w:line="240" w:before="171" w:after="291"/>
-              <w:jc w:val="center"/>
-              <w:rPr>
-                <w:rFonts w:ascii="Times New Roman" w:hAnsi="Times New Roman" w:eastAsia="Times New Roman" w:cs="Times New Roman"/>
-                <w:sz w:val="24"/>
-                <w:szCs w:val="24"/>
-                <w:lang w:eastAsia="ru-RU"/>
-              </w:rPr>
-            </w:pPr>
+              <w:t>.2</w:t>
+            </w:r>
             <w:r>
               <w:rPr>
                 <w:rFonts w:eastAsia="Times New Roman" w:cs="Times New Roman"/>
@@ -5881,7 +6465,7 @@
                 <w:szCs w:val="24"/>
                 <w:lang w:eastAsia="ru-RU"/>
               </w:rPr>
-              <w:t>29.07.25</w:t>
+              <w:t>6</w:t>
             </w:r>
           </w:p>
         </w:tc>
@@ -5927,7 +6511,7 @@
         </w:tc>
         <w:tc>
           <w:tcPr>
-            <w:tcW w:w="2692" w:type="dxa"/>
+            <w:tcW w:w="2691" w:type="dxa"/>
             <w:tcBorders>
               <w:top w:val="single" w:sz="4" w:space="0" w:color="000000"/>
               <w:start w:val="single" w:sz="4" w:space="0" w:color="000000"/>
@@ -5957,13 +6541,40 @@
                 <w:szCs w:val="24"/>
                 <w:lang w:eastAsia="ru-RU"/>
               </w:rPr>
-              <w:t>30.07.25</w:t>
+              <w:t>30.0</w:t>
+            </w:r>
+            <w:r>
+              <w:rPr>
+                <w:rFonts w:eastAsia="Times New Roman" w:cs="Times New Roman"/>
+                <w:sz w:val="24"/>
+                <w:szCs w:val="24"/>
+                <w:lang w:eastAsia="ru-RU"/>
+              </w:rPr>
+              <w:t>6</w:t>
+            </w:r>
+            <w:r>
+              <w:rPr>
+                <w:rFonts w:eastAsia="Times New Roman" w:cs="Times New Roman"/>
+                <w:sz w:val="24"/>
+                <w:szCs w:val="24"/>
+                <w:lang w:eastAsia="ru-RU"/>
+              </w:rPr>
+              <w:t>.2</w:t>
+            </w:r>
+            <w:r>
+              <w:rPr>
+                <w:rFonts w:eastAsia="Times New Roman" w:cs="Times New Roman"/>
+                <w:sz w:val="24"/>
+                <w:szCs w:val="24"/>
+                <w:lang w:eastAsia="ru-RU"/>
+              </w:rPr>
+              <w:t>6</w:t>
             </w:r>
           </w:p>
         </w:tc>
         <w:tc>
           <w:tcPr>
-            <w:tcW w:w="2918" w:type="dxa"/>
+            <w:tcW w:w="2919" w:type="dxa"/>
             <w:tcBorders>
               <w:top w:val="single" w:sz="4" w:space="0" w:color="000000"/>
               <w:start w:val="single" w:sz="4" w:space="0" w:color="000000"/>
@@ -5992,7 +6603,34 @@
                 <w:szCs w:val="24"/>
                 <w:lang w:eastAsia="ru-RU"/>
               </w:rPr>
-              <w:t>30.07.25</w:t>
+              <w:t>30.0</w:t>
+            </w:r>
+            <w:r>
+              <w:rPr>
+                <w:rFonts w:eastAsia="Times New Roman" w:cs="Times New Roman"/>
+                <w:sz w:val="24"/>
+                <w:szCs w:val="24"/>
+                <w:lang w:eastAsia="ru-RU"/>
+              </w:rPr>
+              <w:t>6</w:t>
+            </w:r>
+            <w:r>
+              <w:rPr>
+                <w:rFonts w:eastAsia="Times New Roman" w:cs="Times New Roman"/>
+                <w:sz w:val="24"/>
+                <w:szCs w:val="24"/>
+                <w:lang w:eastAsia="ru-RU"/>
+              </w:rPr>
+              <w:t>.2</w:t>
+            </w:r>
+            <w:r>
+              <w:rPr>
+                <w:rFonts w:eastAsia="Times New Roman" w:cs="Times New Roman"/>
+                <w:sz w:val="24"/>
+                <w:szCs w:val="24"/>
+                <w:lang w:eastAsia="ru-RU"/>
+              </w:rPr>
+              <w:t>6</w:t>
             </w:r>
           </w:p>
         </w:tc>
@@ -6264,14 +6902,7 @@
           <w:sz w:val="28"/>
           <w:szCs w:val="28"/>
         </w:rPr>
-        <w:t>2. Теоретическая часть………………………………………………………...</w:t>
-      </w:r>
-      <w:r>
-        <w:rPr>
-          <w:sz w:val="28"/>
-          <w:szCs w:val="28"/>
-        </w:rPr>
-        <w:t>8</w:t>
+        <w:t>2. Теоретическая часть………………………………………………………...8</w:t>
       </w:r>
     </w:p>
     <w:p>
@@ -6295,25 +6926,7 @@
           <w:sz w:val="28"/>
           <w:szCs w:val="28"/>
         </w:rPr>
-        <w:t>Введение в системы сетевого сканирования и мониторинг</w:t>
-      </w:r>
-      <w:r>
-        <w:rPr>
-          <w:b w:val="false"/>
-          <w:bCs w:val="false"/>
-          <w:sz w:val="28"/>
-          <w:szCs w:val="28"/>
-        </w:rPr>
-        <w:t>а………...…</w:t>
-      </w:r>
-      <w:r>
-        <w:rPr>
-          <w:b w:val="false"/>
-          <w:bCs w:val="false"/>
-          <w:sz w:val="28"/>
-          <w:szCs w:val="28"/>
-        </w:rPr>
-        <w:t>8</w:t>
+        <w:t>Введение в системы сетевого сканирования и мониторинга………...…8</w:t>
       </w:r>
     </w:p>
     <w:p>
@@ -6332,14 +6945,7 @@
           <w:sz w:val="28"/>
           <w:szCs w:val="28"/>
         </w:rPr>
-        <w:t>2.2 Обзор используемых технологий………………………………………...</w:t>
-      </w:r>
-      <w:r>
-        <w:rPr>
-          <w:sz w:val="28"/>
-          <w:szCs w:val="28"/>
-        </w:rPr>
-        <w:t>8</w:t>
+        <w:t>2.2 Обзор используемых технологий………………………………………...8</w:t>
       </w:r>
     </w:p>
     <w:p>
@@ -6404,14 +7010,7 @@
           <w:sz w:val="28"/>
           <w:szCs w:val="28"/>
         </w:rPr>
-        <w:t>………………………....</w:t>
-      </w:r>
-      <w:r>
-        <w:rPr>
-          <w:sz w:val="28"/>
-          <w:szCs w:val="28"/>
-        </w:rPr>
-        <w:t>11</w:t>
+        <w:t>………………………....11</w:t>
       </w:r>
     </w:p>
     <w:p>
@@ -6426,14 +7025,7 @@
           <w:sz w:val="28"/>
           <w:szCs w:val="28"/>
         </w:rPr>
-        <w:t>3. Практическая часть………………………………………………………..</w:t>
-      </w:r>
-      <w:r>
-        <w:rPr>
-          <w:sz w:val="28"/>
-          <w:szCs w:val="28"/>
-        </w:rPr>
-        <w:t>13</w:t>
+        <w:t>3. Практическая часть………………………………………………………..13</w:t>
       </w:r>
     </w:p>
     <w:p>
@@ -6468,15 +7060,7 @@
           <w:sz w:val="28"/>
           <w:szCs w:val="28"/>
         </w:rPr>
-        <w:t>…………...</w:t>
-      </w:r>
-      <w:r>
-        <w:rPr>
-          <w:bCs/>
-          <w:sz w:val="28"/>
-          <w:szCs w:val="28"/>
-        </w:rPr>
-        <w:t>13</w:t>
+        <w:t>…………...13</w:t>
       </w:r>
     </w:p>
     <w:p>
@@ -7430,16 +8014,7 @@
           <w:sz w:val="28"/>
           <w:szCs w:val="28"/>
         </w:rPr>
-        <w:t>Go</w:t>
-      </w:r>
-      <w:r>
-        <w:rPr>
-          <w:b/>
-          <w:bCs/>
-          <w:sz w:val="28"/>
-          <w:szCs w:val="28"/>
-        </w:rPr>
-        <w:t>lang</w:t>
+        <w:t>Golang</w:t>
       </w:r>
       <w:r>
         <w:rPr>
@@ -8383,25 +8958,7 @@
           <w:sz w:val="28"/>
           <w:szCs w:val="28"/>
         </w:rPr>
-        <w:t xml:space="preserve">2.4 Преимущества </w:t>
-      </w:r>
-      <w:r>
-        <w:rPr>
-          <w:b/>
-          <w:bCs/>
-          <w:sz w:val="28"/>
-          <w:szCs w:val="28"/>
-        </w:rPr>
-        <w:t>микросервисной</w:t>
-      </w:r>
-      <w:r>
-        <w:rPr>
-          <w:b/>
-          <w:bCs/>
-          <w:sz w:val="28"/>
-          <w:szCs w:val="28"/>
-        </w:rPr>
-        <w:t xml:space="preserve"> архитектуры</w:t>
+        <w:t>2.4 Преимущества микросервисной архитектуры</w:t>
       </w:r>
     </w:p>
     <w:p>
@@ -8653,16 +9210,7 @@
                 <w:sz w:val="28"/>
                 <w:szCs w:val="28"/>
               </w:rPr>
-              <w:t>В</w:t>
-            </w:r>
-            <w:r>
-              <w:rPr>
-                <w:b w:val="false"/>
-                <w:bCs w:val="false"/>
-                <w:sz w:val="28"/>
-                <w:szCs w:val="28"/>
-              </w:rPr>
-              <w:t>ыход из строя одного сканера не парализует всю систему</w:t>
+              <w:t>Выход из строя одного сканера не парализует всю систему</w:t>
             </w:r>
           </w:p>
         </w:tc>
@@ -9714,18 +10262,7 @@
           <w:szCs w:val="28"/>
           <w:lang w:eastAsia="ru-RU"/>
         </w:rPr>
-        <w:t xml:space="preserve">3.2.1 </w:t>
-      </w:r>
-      <w:r>
-        <w:rPr>
-          <w:rFonts w:eastAsia="Times New Roman" w:cs="Times New Roman"/>
-          <w:b/>
-          <w:bCs/>
-          <w:sz w:val="28"/>
-          <w:szCs w:val="28"/>
-          <w:lang w:eastAsia="ru-RU"/>
-        </w:rPr>
-        <w:t xml:space="preserve">Файл docker-compose.yml </w:t>
+        <w:t xml:space="preserve">3.2.1 Файл docker-compose.yml </w:t>
       </w:r>
       <w:r>
         <w:rPr>
@@ -11044,29 +11581,18 @@
           <w:szCs w:val="28"/>
           <w:lang w:eastAsia="ru-RU"/>
         </w:rPr>
-        <w:t xml:space="preserve">3.2.2 </w:t>
+        <w:t xml:space="preserve">3.2.2 Структура backend-сервиса: </w:t>
+        <w:br/>
       </w:r>
       <w:r>
         <w:rPr>
           <w:rFonts w:eastAsia="Times New Roman" w:cs="Times New Roman"/>
-          <w:b/>
-          <w:bCs/>
+          <w:b w:val="false"/>
+          <w:bCs w:val="false"/>
           <w:sz w:val="28"/>
           <w:szCs w:val="28"/>
           <w:lang w:eastAsia="ru-RU"/>
         </w:rPr>
-        <w:t xml:space="preserve">Структура backend-сервиса: </w:t>
-        <w:br/>
-      </w:r>
-      <w:r>
-        <w:rPr>
-          <w:rFonts w:eastAsia="Times New Roman" w:cs="Times New Roman"/>
-          <w:b w:val="false"/>
-          <w:bCs w:val="false"/>
-          <w:sz w:val="28"/>
-          <w:szCs w:val="28"/>
-          <w:lang w:eastAsia="ru-RU"/>
-        </w:rPr>
         <w:br/>
         <w:t xml:space="preserve">// backend/cmd/main.go </w:t>
         <w:br/>
@@ -11231,327 +11757,310 @@
       </w:pPr>
       <w:r>
         <w:rPr>
-          <w:rFonts w:ascii="monospace" w:hAnsi="monospace"/>
-          <w:b/>
-          <w:bCs/>
-          <w:sz w:val="28"/>
-          <w:szCs w:val="28"/>
-        </w:rPr>
-      </w:r>
-    </w:p>
-    <w:p>
-      <w:pPr>
-        <w:pStyle w:val="Normal"/>
-        <w:rPr>
-          <w:b/>
-          <w:bCs/>
-          <w:sz w:val="28"/>
-          <w:szCs w:val="28"/>
-        </w:rPr>
-      </w:pPr>
-      <w:r>
-        <w:rPr>
-          <w:rFonts w:ascii="monospace" w:hAnsi="monospace"/>
-          <w:b/>
-          <w:bCs/>
-          <w:sz w:val="28"/>
-          <w:szCs w:val="28"/>
-        </w:rPr>
-      </w:r>
-    </w:p>
-    <w:p>
-      <w:pPr>
-        <w:pStyle w:val="Normal"/>
-        <w:rPr>
-          <w:b/>
-          <w:bCs/>
-          <w:sz w:val="28"/>
-          <w:szCs w:val="28"/>
-        </w:rPr>
-      </w:pPr>
-      <w:r>
-        <w:rPr>
-          <w:rFonts w:ascii="monospace" w:hAnsi="monospace"/>
-          <w:b/>
-          <w:bCs/>
-          <w:sz w:val="28"/>
-          <w:szCs w:val="28"/>
-        </w:rPr>
-      </w:r>
-    </w:p>
-    <w:p>
-      <w:pPr>
-        <w:pStyle w:val="Normal"/>
-        <w:rPr>
-          <w:b/>
-          <w:bCs/>
-          <w:sz w:val="28"/>
-          <w:szCs w:val="28"/>
-        </w:rPr>
-      </w:pPr>
-      <w:r>
-        <w:rPr>
-          <w:rFonts w:ascii="monospace" w:hAnsi="monospace"/>
-          <w:b/>
-          <w:bCs/>
-          <w:sz w:val="28"/>
-          <w:szCs w:val="28"/>
-        </w:rPr>
-      </w:r>
-    </w:p>
-    <w:p>
-      <w:pPr>
-        <w:pStyle w:val="Normal"/>
-        <w:rPr>
-          <w:b/>
-          <w:bCs/>
-          <w:sz w:val="28"/>
-          <w:szCs w:val="28"/>
-        </w:rPr>
-      </w:pPr>
-      <w:r>
-        <w:rPr>
-          <w:rFonts w:ascii="monospace" w:hAnsi="monospace"/>
-          <w:b/>
-          <w:bCs/>
-          <w:sz w:val="28"/>
-          <w:szCs w:val="28"/>
-        </w:rPr>
-      </w:r>
-    </w:p>
-    <w:p>
-      <w:pPr>
-        <w:pStyle w:val="Normal"/>
-        <w:rPr>
-          <w:b/>
-          <w:bCs/>
-          <w:sz w:val="28"/>
-          <w:szCs w:val="28"/>
-        </w:rPr>
-      </w:pPr>
-      <w:r>
-        <w:rPr>
-          <w:rFonts w:ascii="monospace" w:hAnsi="monospace"/>
-          <w:b/>
-          <w:bCs/>
-          <w:sz w:val="28"/>
-          <w:szCs w:val="28"/>
-        </w:rPr>
-      </w:r>
-    </w:p>
-    <w:p>
-      <w:pPr>
-        <w:pStyle w:val="Normal"/>
-        <w:rPr>
-          <w:b/>
-          <w:bCs/>
-          <w:sz w:val="28"/>
-          <w:szCs w:val="28"/>
-        </w:rPr>
-      </w:pPr>
-      <w:r>
-        <w:rPr>
-          <w:rFonts w:ascii="monospace" w:hAnsi="monospace"/>
-          <w:b/>
-          <w:bCs/>
-          <w:sz w:val="28"/>
-          <w:szCs w:val="28"/>
-        </w:rPr>
-      </w:r>
-    </w:p>
-    <w:p>
-      <w:pPr>
-        <w:pStyle w:val="Normal"/>
-        <w:rPr>
-          <w:b/>
-          <w:bCs/>
-          <w:sz w:val="28"/>
-          <w:szCs w:val="28"/>
-        </w:rPr>
-      </w:pPr>
-      <w:r>
-        <w:rPr>
-          <w:rFonts w:ascii="monospace" w:hAnsi="monospace"/>
-          <w:b/>
-          <w:bCs/>
-          <w:sz w:val="28"/>
-          <w:szCs w:val="28"/>
-        </w:rPr>
-      </w:r>
-    </w:p>
-    <w:p>
-      <w:pPr>
-        <w:pStyle w:val="Normal"/>
-        <w:rPr>
-          <w:b/>
-          <w:bCs/>
-          <w:sz w:val="28"/>
-          <w:szCs w:val="28"/>
-        </w:rPr>
-      </w:pPr>
-      <w:r>
-        <w:rPr>
-          <w:rFonts w:ascii="monospace" w:hAnsi="monospace"/>
-          <w:b/>
-          <w:bCs/>
-          <w:sz w:val="28"/>
-          <w:szCs w:val="28"/>
-        </w:rPr>
-      </w:r>
-    </w:p>
-    <w:p>
-      <w:pPr>
-        <w:pStyle w:val="Normal"/>
-        <w:rPr>
-          <w:b/>
-          <w:bCs/>
-          <w:sz w:val="28"/>
-          <w:szCs w:val="28"/>
-        </w:rPr>
-      </w:pPr>
-      <w:r>
-        <w:rPr>
-          <w:rFonts w:ascii="monospace" w:hAnsi="monospace"/>
-          <w:b/>
-          <w:bCs/>
-          <w:sz w:val="28"/>
-          <w:szCs w:val="28"/>
-        </w:rPr>
-      </w:r>
-    </w:p>
-    <w:p>
-      <w:pPr>
-        <w:pStyle w:val="Normal"/>
-        <w:rPr>
-          <w:b/>
-          <w:bCs/>
-          <w:sz w:val="28"/>
-          <w:szCs w:val="28"/>
-        </w:rPr>
-      </w:pPr>
-      <w:r>
-        <w:rPr>
-          <w:rFonts w:ascii="monospace" w:hAnsi="monospace"/>
-          <w:b/>
-          <w:bCs/>
-          <w:sz w:val="28"/>
-          <w:szCs w:val="28"/>
-        </w:rPr>
-      </w:r>
-    </w:p>
-    <w:p>
-      <w:pPr>
-        <w:pStyle w:val="Normal"/>
-        <w:rPr>
-          <w:b/>
-          <w:bCs/>
-          <w:sz w:val="28"/>
-          <w:szCs w:val="28"/>
-        </w:rPr>
-      </w:pPr>
-      <w:r>
-        <w:rPr>
-          <w:rFonts w:ascii="monospace" w:hAnsi="monospace"/>
-          <w:b/>
-          <w:bCs/>
-          <w:sz w:val="28"/>
-          <w:szCs w:val="28"/>
-        </w:rPr>
-      </w:r>
-    </w:p>
-    <w:p>
-      <w:pPr>
-        <w:pStyle w:val="Normal"/>
-        <w:rPr>
-          <w:b/>
-          <w:bCs/>
-          <w:sz w:val="28"/>
-          <w:szCs w:val="28"/>
-        </w:rPr>
-      </w:pPr>
-      <w:r>
-        <w:rPr>
-          <w:rFonts w:ascii="monospace" w:hAnsi="monospace"/>
-          <w:b/>
-          <w:bCs/>
-          <w:sz w:val="28"/>
-          <w:szCs w:val="28"/>
-        </w:rPr>
-      </w:r>
-    </w:p>
-    <w:p>
-      <w:pPr>
-        <w:pStyle w:val="Normal"/>
-        <w:rPr>
-          <w:b/>
-          <w:bCs/>
-          <w:sz w:val="28"/>
-          <w:szCs w:val="28"/>
-        </w:rPr>
-      </w:pPr>
-      <w:r>
-        <w:rPr>
-          <w:rFonts w:ascii="monospace" w:hAnsi="monospace"/>
-          <w:b/>
-          <w:bCs/>
-          <w:sz w:val="28"/>
-          <w:szCs w:val="28"/>
-        </w:rPr>
-      </w:r>
-    </w:p>
-    <w:p>
-      <w:pPr>
-        <w:pStyle w:val="Normal"/>
-        <w:rPr>
-          <w:b/>
-          <w:bCs/>
-          <w:sz w:val="28"/>
-          <w:szCs w:val="28"/>
-        </w:rPr>
-      </w:pPr>
-      <w:r>
-        <w:rPr>
-          <w:rFonts w:ascii="monospace" w:hAnsi="monospace"/>
-          <w:b/>
-          <w:bCs/>
-          <w:sz w:val="28"/>
-          <w:szCs w:val="28"/>
-        </w:rPr>
-      </w:r>
-    </w:p>
-    <w:p>
-      <w:pPr>
-        <w:pStyle w:val="Normal"/>
-        <w:rPr>
-          <w:b/>
-          <w:bCs/>
-          <w:sz w:val="28"/>
-          <w:szCs w:val="28"/>
-        </w:rPr>
-      </w:pPr>
-      <w:r>
-        <w:rPr>
-          <w:rFonts w:ascii="monospace" w:hAnsi="monospace"/>
-          <w:b/>
-          <w:bCs/>
-          <w:sz w:val="28"/>
-          <w:szCs w:val="28"/>
-        </w:rPr>
-      </w:r>
-    </w:p>
-    <w:p>
-      <w:pPr>
-        <w:pStyle w:val="Normal"/>
-        <w:rPr>
-          <w:b/>
-          <w:bCs/>
-          <w:sz w:val="28"/>
-          <w:szCs w:val="28"/>
-        </w:rPr>
-      </w:pPr>
-      <w:r>
-        <w:rPr>
-          <w:rFonts w:ascii="monospace" w:hAnsi="monospace"/>
+          <w:b/>
+          <w:bCs/>
+          <w:sz w:val="28"/>
+          <w:szCs w:val="28"/>
+        </w:rPr>
+      </w:r>
+    </w:p>
+    <w:p>
+      <w:pPr>
+        <w:pStyle w:val="Normal"/>
+        <w:rPr>
+          <w:b/>
+          <w:bCs/>
+          <w:sz w:val="28"/>
+          <w:szCs w:val="28"/>
+        </w:rPr>
+      </w:pPr>
+      <w:r>
+        <w:rPr>
+          <w:b/>
+          <w:bCs/>
+          <w:sz w:val="28"/>
+          <w:szCs w:val="28"/>
+        </w:rPr>
+      </w:r>
+    </w:p>
+    <w:p>
+      <w:pPr>
+        <w:pStyle w:val="Normal"/>
+        <w:rPr>
+          <w:b/>
+          <w:bCs/>
+          <w:sz w:val="28"/>
+          <w:szCs w:val="28"/>
+        </w:rPr>
+      </w:pPr>
+      <w:r>
+        <w:rPr>
+          <w:b/>
+          <w:bCs/>
+          <w:sz w:val="28"/>
+          <w:szCs w:val="28"/>
+        </w:rPr>
+      </w:r>
+    </w:p>
+    <w:p>
+      <w:pPr>
+        <w:pStyle w:val="Normal"/>
+        <w:rPr>
+          <w:b/>
+          <w:bCs/>
+          <w:sz w:val="28"/>
+          <w:szCs w:val="28"/>
+        </w:rPr>
+      </w:pPr>
+      <w:r>
+        <w:rPr>
+          <w:b/>
+          <w:bCs/>
+          <w:sz w:val="28"/>
+          <w:szCs w:val="28"/>
+        </w:rPr>
+      </w:r>
+    </w:p>
+    <w:p>
+      <w:pPr>
+        <w:pStyle w:val="Normal"/>
+        <w:rPr>
+          <w:b/>
+          <w:bCs/>
+          <w:sz w:val="28"/>
+          <w:szCs w:val="28"/>
+        </w:rPr>
+      </w:pPr>
+      <w:r>
+        <w:rPr>
+          <w:b/>
+          <w:bCs/>
+          <w:sz w:val="28"/>
+          <w:szCs w:val="28"/>
+        </w:rPr>
+      </w:r>
+    </w:p>
+    <w:p>
+      <w:pPr>
+        <w:pStyle w:val="Normal"/>
+        <w:rPr>
+          <w:b/>
+          <w:bCs/>
+          <w:sz w:val="28"/>
+          <w:szCs w:val="28"/>
+        </w:rPr>
+      </w:pPr>
+      <w:r>
+        <w:rPr>
+          <w:b/>
+          <w:bCs/>
+          <w:sz w:val="28"/>
+          <w:szCs w:val="28"/>
+        </w:rPr>
+      </w:r>
+    </w:p>
+    <w:p>
+      <w:pPr>
+        <w:pStyle w:val="Normal"/>
+        <w:rPr>
+          <w:b/>
+          <w:bCs/>
+          <w:sz w:val="28"/>
+          <w:szCs w:val="28"/>
+        </w:rPr>
+      </w:pPr>
+      <w:r>
+        <w:rPr>
+          <w:b/>
+          <w:bCs/>
+          <w:sz w:val="28"/>
+          <w:szCs w:val="28"/>
+        </w:rPr>
+      </w:r>
+    </w:p>
+    <w:p>
+      <w:pPr>
+        <w:pStyle w:val="Normal"/>
+        <w:rPr>
+          <w:b/>
+          <w:bCs/>
+          <w:sz w:val="28"/>
+          <w:szCs w:val="28"/>
+        </w:rPr>
+      </w:pPr>
+      <w:r>
+        <w:rPr>
+          <w:b/>
+          <w:bCs/>
+          <w:sz w:val="28"/>
+          <w:szCs w:val="28"/>
+        </w:rPr>
+      </w:r>
+    </w:p>
+    <w:p>
+      <w:pPr>
+        <w:pStyle w:val="Normal"/>
+        <w:rPr>
+          <w:b/>
+          <w:bCs/>
+          <w:sz w:val="28"/>
+          <w:szCs w:val="28"/>
+        </w:rPr>
+      </w:pPr>
+      <w:r>
+        <w:rPr>
+          <w:b/>
+          <w:bCs/>
+          <w:sz w:val="28"/>
+          <w:szCs w:val="28"/>
+        </w:rPr>
+      </w:r>
+    </w:p>
+    <w:p>
+      <w:pPr>
+        <w:pStyle w:val="Normal"/>
+        <w:rPr>
+          <w:b/>
+          <w:bCs/>
+          <w:sz w:val="28"/>
+          <w:szCs w:val="28"/>
+        </w:rPr>
+      </w:pPr>
+      <w:r>
+        <w:rPr>
+          <w:b/>
+          <w:bCs/>
+          <w:sz w:val="28"/>
+          <w:szCs w:val="28"/>
+        </w:rPr>
+      </w:r>
+    </w:p>
+    <w:p>
+      <w:pPr>
+        <w:pStyle w:val="Normal"/>
+        <w:rPr>
+          <w:b/>
+          <w:bCs/>
+          <w:sz w:val="28"/>
+          <w:szCs w:val="28"/>
+        </w:rPr>
+      </w:pPr>
+      <w:r>
+        <w:rPr>
+          <w:b/>
+          <w:bCs/>
+          <w:sz w:val="28"/>
+          <w:szCs w:val="28"/>
+        </w:rPr>
+      </w:r>
+    </w:p>
+    <w:p>
+      <w:pPr>
+        <w:pStyle w:val="Normal"/>
+        <w:rPr>
+          <w:b/>
+          <w:bCs/>
+          <w:sz w:val="28"/>
+          <w:szCs w:val="28"/>
+        </w:rPr>
+      </w:pPr>
+      <w:r>
+        <w:rPr>
+          <w:b/>
+          <w:bCs/>
+          <w:sz w:val="28"/>
+          <w:szCs w:val="28"/>
+        </w:rPr>
+      </w:r>
+    </w:p>
+    <w:p>
+      <w:pPr>
+        <w:pStyle w:val="Normal"/>
+        <w:rPr>
+          <w:b/>
+          <w:bCs/>
+          <w:sz w:val="28"/>
+          <w:szCs w:val="28"/>
+        </w:rPr>
+      </w:pPr>
+      <w:r>
+        <w:rPr>
+          <w:b/>
+          <w:bCs/>
+          <w:sz w:val="28"/>
+          <w:szCs w:val="28"/>
+        </w:rPr>
+      </w:r>
+    </w:p>
+    <w:p>
+      <w:pPr>
+        <w:pStyle w:val="Normal"/>
+        <w:rPr>
+          <w:b/>
+          <w:bCs/>
+          <w:sz w:val="28"/>
+          <w:szCs w:val="28"/>
+        </w:rPr>
+      </w:pPr>
+      <w:r>
+        <w:rPr>
+          <w:b/>
+          <w:bCs/>
+          <w:sz w:val="28"/>
+          <w:szCs w:val="28"/>
+        </w:rPr>
+      </w:r>
+    </w:p>
+    <w:p>
+      <w:pPr>
+        <w:pStyle w:val="Normal"/>
+        <w:rPr>
+          <w:b/>
+          <w:bCs/>
+          <w:sz w:val="28"/>
+          <w:szCs w:val="28"/>
+        </w:rPr>
+      </w:pPr>
+      <w:r>
+        <w:rPr>
+          <w:b/>
+          <w:bCs/>
+          <w:sz w:val="28"/>
+          <w:szCs w:val="28"/>
+        </w:rPr>
+      </w:r>
+    </w:p>
+    <w:p>
+      <w:pPr>
+        <w:pStyle w:val="Normal"/>
+        <w:rPr>
+          <w:b/>
+          <w:bCs/>
+          <w:sz w:val="28"/>
+          <w:szCs w:val="28"/>
+        </w:rPr>
+      </w:pPr>
+      <w:r>
+        <w:rPr>
+          <w:b/>
+          <w:bCs/>
+          <w:sz w:val="28"/>
+          <w:szCs w:val="28"/>
+        </w:rPr>
+      </w:r>
+    </w:p>
+    <w:p>
+      <w:pPr>
+        <w:pStyle w:val="Normal"/>
+        <w:rPr>
+          <w:b/>
+          <w:bCs/>
+          <w:sz w:val="28"/>
+          <w:szCs w:val="28"/>
+        </w:rPr>
+      </w:pPr>
+      <w:r>
+        <w:rPr>
           <w:b/>
           <w:bCs/>
           <w:sz w:val="28"/>
@@ -12140,6 +12649,7 @@
     <w:rsid w:val="00aa2665"/>
     <w:pPr>
       <w:widowControl/>
+      <w:suppressAutoHyphens w:val="true"/>
       <w:bidi w:val="0"/>
       <w:spacing w:lineRule="auto" w:line="240" w:before="0" w:after="0"/>
       <w:jc w:val="start"/>
@@ -12150,7 +12660,7 @@
       <w:kern w:val="0"/>
       <w:sz w:val="20"/>
       <w:szCs w:val="20"/>
-      <w:lang w:eastAsia="ru-RU" w:val="ru-RU" w:bidi="ar-SA"/>
+      <w:lang w:val="ru-RU" w:eastAsia="ru-RU" w:bidi="ar-SA"/>
     </w:rPr>
   </w:style>
   <w:style w:type="paragraph" w:styleId="Heading1">
@@ -12333,12 +12843,12 @@
       <w:u w:val="single"/>
     </w:rPr>
   </w:style>
-  <w:style w:type="character" w:styleId="Style13">
-    <w:name w:val="Ссылка указателя"/>
+  <w:style w:type="character" w:styleId="user">
+    <w:name w:val="Ссылка указателя (user)"/>
     <w:qFormat/>
     <w:rPr/>
   </w:style>
-  <w:style w:type="paragraph" w:styleId="Style14">
+  <w:style w:type="paragraph" w:styleId="Style13">
     <w:name w:val="Заголовок"/>
     <w:basedOn w:val="Normal"/>
     <w:next w:val="BodyText"/>
@@ -12387,7 +12897,7 @@
       <w:szCs w:val="24"/>
     </w:rPr>
   </w:style>
-  <w:style w:type="paragraph" w:styleId="Style15">
+  <w:style w:type="paragraph" w:styleId="Style14">
     <w:name w:val="Указатель"/>
     <w:basedOn w:val="Normal"/>
     <w:qFormat/>
@@ -12398,7 +12908,40 @@
       <w:rFonts w:cs="Noto Sans"/>
     </w:rPr>
   </w:style>
-  <w:style w:type="paragraph" w:styleId="Style16">
+  <w:style w:type="paragraph" w:styleId="user1">
+    <w:name w:val="Заголовок (user)"/>
+    <w:basedOn w:val="Normal"/>
+    <w:next w:val="BodyText"/>
+    <w:qFormat/>
+    <w:pPr>
+      <w:keepNext w:val="true"/>
+      <w:spacing w:before="240" w:after="120"/>
+    </w:pPr>
+    <w:rPr>
+      <w:rFonts w:ascii="Liberation Sans" w:hAnsi="Liberation Sans" w:eastAsia="Noto Sans CJK SC" w:cs="Noto Sans"/>
+      <w:sz w:val="28"/>
+      <w:szCs w:val="28"/>
+    </w:rPr>
+  </w:style>
+  <w:style w:type="paragraph" w:styleId="user2">
+    <w:name w:val="Указатель (user)"/>
+    <w:basedOn w:val="Normal"/>
+    <w:qFormat/>
+    <w:pPr>
+      <w:suppressLineNumbers/>
+    </w:pPr>
+    <w:rPr>
+      <w:rFonts w:cs="Noto Sans"/>
+    </w:rPr>
+  </w:style>
+  <w:style w:type="paragraph" w:styleId="user3">
+    <w:name w:val="Колонтитулы (user)"/>
+    <w:basedOn w:val="Normal"/>
+    <w:qFormat/>
+    <w:pPr/>
+    <w:rPr/>
+  </w:style>
+  <w:style w:type="paragraph" w:styleId="Style15">
     <w:name w:val="Колонтитулы"/>
     <w:basedOn w:val="Normal"/>
     <w:qFormat/>
@@ -12475,15 +13018,15 @@
     </w:pPr>
     <w:rPr/>
   </w:style>
-  <w:style w:type="paragraph" w:styleId="Style17">
-    <w:name w:val="Содержимое врезки"/>
+  <w:style w:type="paragraph" w:styleId="user4">
+    <w:name w:val="Содержимое врезки (user)"/>
     <w:basedOn w:val="Normal"/>
     <w:qFormat/>
     <w:pPr/>
     <w:rPr/>
   </w:style>
-  <w:style w:type="paragraph" w:styleId="Style18">
-    <w:name w:val="Содержимое таблицы"/>
+  <w:style w:type="paragraph" w:styleId="user5">
+    <w:name w:val="Содержимое таблицы (user)"/>
     <w:basedOn w:val="Normal"/>
     <w:qFormat/>
     <w:pPr>
@@ -12492,9 +13035,9 @@
     </w:pPr>
     <w:rPr/>
   </w:style>
-  <w:style w:type="paragraph" w:styleId="Style19">
-    <w:name w:val="Заголовок таблицы"/>
-    <w:basedOn w:val="Style18"/>
+  <w:style w:type="paragraph" w:styleId="user6">
+    <w:name w:val="Заголовок таблицы (user)"/>
+    <w:basedOn w:val="user5"/>
     <w:qFormat/>
     <w:pPr>
       <w:suppressLineNumbers/>
@@ -12507,7 +13050,7 @@
   </w:style>
   <w:style w:type="paragraph" w:styleId="IndexHeading">
     <w:name w:val="index heading"/>
-    <w:basedOn w:val="Style14"/>
+    <w:basedOn w:val="user1"/>
     <w:pPr>
       <w:suppressLineNumbers/>
       <w:ind w:hanging="0" w:start="0"/>
@@ -12536,7 +13079,7 @@
   </w:style>
   <w:style w:type="paragraph" w:styleId="TOC4">
     <w:name w:val="toc 4"/>
-    <w:basedOn w:val="Style15"/>
+    <w:basedOn w:val="user2"/>
     <w:pPr>
       <w:tabs>
         <w:tab w:val="clear" w:pos="708"/>
@@ -12548,7 +13091,7 @@
   </w:style>
   <w:style w:type="paragraph" w:styleId="TOC1">
     <w:name w:val="toc 1"/>
-    <w:basedOn w:val="Style15"/>
+    <w:basedOn w:val="user2"/>
     <w:pPr>
       <w:tabs>
         <w:tab w:val="clear" w:pos="708"/>
@@ -12558,8 +13101,15 @@
     </w:pPr>
     <w:rPr/>
   </w:style>
-  <w:style w:type="numbering" w:styleId="Style20" w:default="1">
-    <w:name w:val="Без списка"/>
+  <w:style w:type="paragraph" w:styleId="Style16">
+    <w:name w:val="Содержимое врезки"/>
+    <w:basedOn w:val="Normal"/>
+    <w:qFormat/>
+    <w:pPr/>
+    <w:rPr/>
+  </w:style>
+  <w:style w:type="numbering" w:styleId="user7" w:default="1">
+    <w:name w:val="Без списка (user)"/>
     <w:uiPriority w:val="99"/>
     <w:semiHidden/>
     <w:unhideWhenUsed/>
